--- a/기획서/무기 기획 최종.docx
+++ b/기획서/무기 기획 최종.docx
@@ -970,7 +970,22 @@
                 <w:sz w:val="20"/>
                 <w:szCs w:val="20"/>
               </w:rPr>
-              <w:t>강하게 적을 한 번 내려 벱니다.</w:t>
+              <w:t xml:space="preserve">강하게 적을 한 번 내려 </w:t>
+            </w:r>
+            <w:r>
+              <w:rPr>
+                <w:rFonts w:hint="eastAsia"/>
+                <w:sz w:val="20"/>
+                <w:szCs w:val="20"/>
+              </w:rPr>
+              <w:t>벤다</w:t>
+            </w:r>
+            <w:r>
+              <w:rPr>
+                <w:sz w:val="20"/>
+                <w:szCs w:val="20"/>
+              </w:rPr>
+              <w:t>.</w:t>
             </w:r>
           </w:p>
         </w:tc>
@@ -1941,6 +1956,7 @@
           <w:p>
             <w:pPr>
               <w:rPr>
+                <w:rFonts w:hint="eastAsia"/>
                 <w:sz w:val="20"/>
                 <w:szCs w:val="20"/>
               </w:rPr>
@@ -1959,15 +1975,85 @@
                 <w:sz w:val="20"/>
                 <w:szCs w:val="20"/>
               </w:rPr>
-              <w:t>올려 벤다</w:t>
-            </w:r>
-            <w:r>
-              <w:rPr>
-                <w:rFonts w:hint="eastAsia"/>
-                <w:sz w:val="20"/>
-                <w:szCs w:val="20"/>
-              </w:rPr>
-              <w:t>. 적들이 공중에 띄워진다.</w:t>
+              <w:t xml:space="preserve">올려 </w:t>
+            </w:r>
+            <w:r>
+              <w:rPr>
+                <w:rFonts w:hint="eastAsia"/>
+                <w:sz w:val="20"/>
+                <w:szCs w:val="20"/>
+              </w:rPr>
+              <w:t>벤다</w:t>
+            </w:r>
+            <w:r>
+              <w:rPr>
+                <w:rFonts w:hint="eastAsia"/>
+                <w:sz w:val="20"/>
+                <w:szCs w:val="20"/>
+              </w:rPr>
+              <w:t>. 적들이 공중에 띄워</w:t>
+            </w:r>
+            <w:r>
+              <w:rPr>
+                <w:rFonts w:hint="eastAsia"/>
+                <w:sz w:val="20"/>
+                <w:szCs w:val="20"/>
+              </w:rPr>
+              <w:t>진다</w:t>
+            </w:r>
+            <w:r>
+              <w:rPr>
+                <w:rFonts w:hint="eastAsia"/>
+                <w:sz w:val="20"/>
+                <w:szCs w:val="20"/>
+              </w:rPr>
+              <w:t>.</w:t>
+            </w:r>
+            <w:r>
+              <w:rPr>
+                <w:sz w:val="20"/>
+                <w:szCs w:val="20"/>
+              </w:rPr>
+              <w:br/>
+            </w:r>
+            <w:r>
+              <w:rPr>
+                <w:rFonts w:hint="eastAsia"/>
+                <w:sz w:val="20"/>
+                <w:szCs w:val="20"/>
+              </w:rPr>
+              <w:t xml:space="preserve">일반 몬스터, 네임드 몬스터만 공중에 </w:t>
+            </w:r>
+            <w:r>
+              <w:rPr>
+                <w:sz w:val="20"/>
+                <w:szCs w:val="20"/>
+              </w:rPr>
+              <w:br/>
+            </w:r>
+            <w:r>
+              <w:rPr>
+                <w:rFonts w:hint="eastAsia"/>
+                <w:sz w:val="20"/>
+                <w:szCs w:val="20"/>
+              </w:rPr>
+              <w:t>띄울 수 있으며 몬스터의 크기와 상관없이 0.5초</w:t>
+            </w:r>
+            <w:r>
+              <w:rPr>
+                <w:rFonts w:hint="eastAsia"/>
+                <w:sz w:val="20"/>
+                <w:szCs w:val="20"/>
+              </w:rPr>
+              <w:t xml:space="preserve"> </w:t>
+            </w:r>
+            <w:r>
+              <w:rPr>
+                <w:rFonts w:hint="eastAsia"/>
+                <w:sz w:val="20"/>
+                <w:szCs w:val="20"/>
+              </w:rPr>
+              <w:t>동안 1m 띄워졌다 떨어진다.</w:t>
             </w:r>
           </w:p>
         </w:tc>
@@ -2947,7 +3033,22 @@
                 <w:sz w:val="20"/>
                 <w:szCs w:val="20"/>
               </w:rPr>
-              <w:t xml:space="preserve"> 검을 한번 휘두릅니다.</w:t>
+              <w:t xml:space="preserve"> 검을 한번 휘두</w:t>
+            </w:r>
+            <w:r>
+              <w:rPr>
+                <w:rFonts w:hint="eastAsia"/>
+                <w:sz w:val="20"/>
+                <w:szCs w:val="20"/>
+              </w:rPr>
+              <w:t>른다</w:t>
+            </w:r>
+            <w:r>
+              <w:rPr>
+                <w:sz w:val="20"/>
+                <w:szCs w:val="20"/>
+              </w:rPr>
+              <w:t>.</w:t>
             </w:r>
             <w:r>
               <w:rPr>
@@ -2961,7 +3062,22 @@
                 <w:sz w:val="20"/>
                 <w:szCs w:val="20"/>
               </w:rPr>
-              <w:t>적은 3초동안 출혈 상태가 됩니다.</w:t>
+              <w:t xml:space="preserve">적은 3초동안 출혈 상태가 </w:t>
+            </w:r>
+            <w:r>
+              <w:rPr>
+                <w:rFonts w:hint="eastAsia"/>
+                <w:sz w:val="20"/>
+                <w:szCs w:val="20"/>
+              </w:rPr>
+              <w:t>된다</w:t>
+            </w:r>
+            <w:r>
+              <w:rPr>
+                <w:sz w:val="20"/>
+                <w:szCs w:val="20"/>
+              </w:rPr>
+              <w:t>.</w:t>
             </w:r>
             <w:r>
               <w:rPr>
@@ -2976,7 +3092,23 @@
                 <w:sz w:val="20"/>
                 <w:szCs w:val="20"/>
               </w:rPr>
-              <w:t xml:space="preserve">출혈 : 매 초 무기 최소 데미지를 줍니다. </w:t>
+              <w:t xml:space="preserve">출혈 : 매 초 무기 최소 데미지를 </w:t>
+            </w:r>
+            <w:r>
+              <w:rPr>
+                <w:rFonts w:hint="eastAsia"/>
+                <w:sz w:val="20"/>
+                <w:szCs w:val="20"/>
+              </w:rPr>
+              <w:t>준다</w:t>
+            </w:r>
+            <w:r>
+              <w:rPr>
+                <w:rFonts w:hint="eastAsia"/>
+                <w:sz w:val="20"/>
+                <w:szCs w:val="20"/>
+              </w:rPr>
+              <w:t xml:space="preserve">. </w:t>
             </w:r>
           </w:p>
         </w:tc>
@@ -3992,10 +4124,18 @@
             </w:r>
             <w:r>
               <w:rPr>
-                <w:sz w:val="20"/>
-                <w:szCs w:val="20"/>
-              </w:rPr>
-              <w:t xml:space="preserve">벱니다. </w:t>
+                <w:rFonts w:hint="eastAsia"/>
+                <w:sz w:val="20"/>
+                <w:szCs w:val="20"/>
+              </w:rPr>
+              <w:t>벤다</w:t>
+            </w:r>
+            <w:r>
+              <w:rPr>
+                <w:sz w:val="20"/>
+                <w:szCs w:val="20"/>
+              </w:rPr>
+              <w:t xml:space="preserve">. </w:t>
             </w:r>
             <w:r>
               <w:rPr>
@@ -4009,15 +4149,109 @@
                 <w:sz w:val="20"/>
                 <w:szCs w:val="20"/>
               </w:rPr>
-              <w:t>적들이 조금 오래 공중에 띄워집니다</w:t>
-            </w:r>
-            <w:r>
-              <w:rPr>
-                <w:rFonts w:hint="eastAsia"/>
-                <w:sz w:val="20"/>
-                <w:szCs w:val="20"/>
-              </w:rPr>
-              <w:t xml:space="preserve">. </w:t>
+              <w:t>적들이 조금 오래 공중에 띄워</w:t>
+            </w:r>
+            <w:r>
+              <w:rPr>
+                <w:rFonts w:hint="eastAsia"/>
+                <w:sz w:val="20"/>
+                <w:szCs w:val="20"/>
+              </w:rPr>
+              <w:t>진다</w:t>
+            </w:r>
+            <w:r>
+              <w:rPr>
+                <w:rFonts w:hint="eastAsia"/>
+                <w:sz w:val="20"/>
+                <w:szCs w:val="20"/>
+              </w:rPr>
+              <w:t>.</w:t>
+            </w:r>
+            <w:r>
+              <w:rPr>
+                <w:sz w:val="20"/>
+                <w:szCs w:val="20"/>
+              </w:rPr>
+              <w:br/>
+            </w:r>
+            <w:r>
+              <w:rPr>
+                <w:rFonts w:hint="eastAsia"/>
+                <w:sz w:val="20"/>
+                <w:szCs w:val="20"/>
+              </w:rPr>
+              <w:t xml:space="preserve">일반 몬스터, 네임드 몬스터만 공중에 </w:t>
+            </w:r>
+            <w:r>
+              <w:rPr>
+                <w:sz w:val="20"/>
+                <w:szCs w:val="20"/>
+              </w:rPr>
+              <w:br/>
+            </w:r>
+            <w:r>
+              <w:rPr>
+                <w:rFonts w:hint="eastAsia"/>
+                <w:sz w:val="20"/>
+                <w:szCs w:val="20"/>
+              </w:rPr>
+              <w:t>띄울 수 있으며 몬스터의 크기와 상관없이 0.</w:t>
+            </w:r>
+            <w:r>
+              <w:rPr>
+                <w:rFonts w:hint="eastAsia"/>
+                <w:sz w:val="20"/>
+                <w:szCs w:val="20"/>
+              </w:rPr>
+              <w:t>8</w:t>
+            </w:r>
+            <w:r>
+              <w:rPr>
+                <w:rFonts w:hint="eastAsia"/>
+                <w:sz w:val="20"/>
+                <w:szCs w:val="20"/>
+              </w:rPr>
+              <w:t>초</w:t>
+            </w:r>
+            <w:r>
+              <w:rPr>
+                <w:rFonts w:hint="eastAsia"/>
+                <w:sz w:val="20"/>
+                <w:szCs w:val="20"/>
+              </w:rPr>
+              <w:t xml:space="preserve"> </w:t>
+            </w:r>
+            <w:r>
+              <w:rPr>
+                <w:rFonts w:hint="eastAsia"/>
+                <w:sz w:val="20"/>
+                <w:szCs w:val="20"/>
+              </w:rPr>
+              <w:t>동안 1</w:t>
+            </w:r>
+            <w:r>
+              <w:rPr>
+                <w:rFonts w:hint="eastAsia"/>
+                <w:sz w:val="20"/>
+                <w:szCs w:val="20"/>
+              </w:rPr>
+              <w:t>.</w:t>
+            </w:r>
+            <w:r>
+              <w:rPr>
+                <w:rFonts w:hint="eastAsia"/>
+                <w:sz w:val="20"/>
+                <w:szCs w:val="20"/>
+              </w:rPr>
+              <w:t>2</w:t>
+            </w:r>
+            <w:r>
+              <w:rPr>
+                <w:rFonts w:hint="eastAsia"/>
+                <w:sz w:val="20"/>
+                <w:szCs w:val="20"/>
+              </w:rPr>
+              <w:t>m 띄워졌다 떨어진다.</w:t>
             </w:r>
           </w:p>
         </w:tc>
@@ -5022,7 +5256,15 @@
                 <w:sz w:val="20"/>
                 <w:szCs w:val="20"/>
               </w:rPr>
-              <w:t xml:space="preserve"> 얼음 검기를 발사합니다. 적들은 둔화 상태에 걸립니다.</w:t>
+              <w:t xml:space="preserve"> 얼음 검기를 발사</w:t>
+            </w:r>
+            <w:r>
+              <w:rPr>
+                <w:rFonts w:ascii="맑은 고딕" w:eastAsia="맑은 고딕" w:hAnsi="맑은 고딕" w:cs="Times New Roman" w:hint="eastAsia"/>
+                <w:sz w:val="20"/>
+                <w:szCs w:val="20"/>
+              </w:rPr>
+              <w:t>한다</w:t>
             </w:r>
             <w:r>
               <w:rPr>
@@ -5030,15 +5272,47 @@
                 <w:sz w:val="20"/>
                 <w:szCs w:val="20"/>
               </w:rPr>
+              <w:t>.</w:t>
+            </w:r>
+            <w:r>
+              <w:rPr>
+                <w:rFonts w:ascii="맑은 고딕" w:eastAsia="맑은 고딕" w:hAnsi="맑은 고딕" w:cs="Times New Roman"/>
+                <w:sz w:val="20"/>
+                <w:szCs w:val="20"/>
+              </w:rPr>
               <w:br/>
             </w:r>
             <w:r>
               <w:rPr>
+                <w:rFonts w:ascii="맑은 고딕" w:eastAsia="맑은 고딕" w:hAnsi="맑은 고딕" w:cs="Times New Roman"/>
+                <w:sz w:val="20"/>
+                <w:szCs w:val="20"/>
+              </w:rPr>
+              <w:t>적들은 둔화 상태에 걸</w:t>
+            </w:r>
+            <w:r>
+              <w:rPr>
                 <w:rFonts w:ascii="맑은 고딕" w:eastAsia="맑은 고딕" w:hAnsi="맑은 고딕" w:cs="Times New Roman" w:hint="eastAsia"/>
                 <w:sz w:val="20"/>
                 <w:szCs w:val="20"/>
               </w:rPr>
-              <w:t>*</w:t>
+              <w:t>린다</w:t>
+            </w:r>
+            <w:r>
+              <w:rPr>
+                <w:rFonts w:ascii="맑은 고딕" w:eastAsia="맑은 고딕" w:hAnsi="맑은 고딕" w:cs="Times New Roman"/>
+                <w:sz w:val="20"/>
+                <w:szCs w:val="20"/>
+              </w:rPr>
+              <w:t>.</w:t>
+            </w:r>
+            <w:r>
+              <w:rPr>
+                <w:rFonts w:ascii="맑은 고딕" w:eastAsia="맑은 고딕" w:hAnsi="맑은 고딕" w:cs="Times New Roman"/>
+                <w:sz w:val="20"/>
+                <w:szCs w:val="20"/>
+              </w:rPr>
+              <w:br/>
             </w:r>
             <w:r>
               <w:rPr>
@@ -5046,7 +5320,15 @@
                 <w:sz w:val="20"/>
                 <w:szCs w:val="20"/>
               </w:rPr>
-              <w:t>둔화 : 적의 이동속도가 20% 느려집니다</w:t>
+              <w:t>둔화 : 적의 이동속도가 20% 느려</w:t>
+            </w:r>
+            <w:r>
+              <w:rPr>
+                <w:rFonts w:ascii="맑은 고딕" w:eastAsia="맑은 고딕" w:hAnsi="맑은 고딕" w:cs="Times New Roman" w:hint="eastAsia"/>
+                <w:sz w:val="20"/>
+                <w:szCs w:val="20"/>
+              </w:rPr>
+              <w:t>진다</w:t>
             </w:r>
             <w:r>
               <w:rPr>
@@ -5653,7 +5935,23 @@
                 <w:sz w:val="20"/>
                 <w:szCs w:val="20"/>
               </w:rPr>
-              <w:t>적 100회 공격시 충전 완료</w:t>
+              <w:t>적 100회 공격</w:t>
+            </w:r>
+            <w:r>
+              <w:rPr>
+                <w:rFonts w:hint="eastAsia"/>
+                <w:sz w:val="20"/>
+                <w:szCs w:val="20"/>
+              </w:rPr>
+              <w:t xml:space="preserve"> </w:t>
+            </w:r>
+            <w:r>
+              <w:rPr>
+                <w:rFonts w:hint="eastAsia"/>
+                <w:sz w:val="20"/>
+                <w:szCs w:val="20"/>
+              </w:rPr>
+              <w:t>시 충전 완료</w:t>
             </w:r>
             <w:r>
               <w:rPr>
@@ -5668,7 +5966,54 @@
                 <w:sz w:val="20"/>
                 <w:szCs w:val="20"/>
               </w:rPr>
-              <w:t>키 입력시 10초동안 적에게 무기 최소 데미지의 추가 피해를 주는 검으로 변합니다.</w:t>
+              <w:t>키 입력</w:t>
+            </w:r>
+            <w:r>
+              <w:rPr>
+                <w:rFonts w:hint="eastAsia"/>
+                <w:sz w:val="20"/>
+                <w:szCs w:val="20"/>
+              </w:rPr>
+              <w:t xml:space="preserve"> </w:t>
+            </w:r>
+            <w:r>
+              <w:rPr>
+                <w:rFonts w:hint="eastAsia"/>
+                <w:sz w:val="20"/>
+                <w:szCs w:val="20"/>
+              </w:rPr>
+              <w:t xml:space="preserve">시 10초동안 적에게 무기 최소 데미지의 </w:t>
+            </w:r>
+            <w:r>
+              <w:rPr>
+                <w:sz w:val="20"/>
+                <w:szCs w:val="20"/>
+              </w:rPr>
+              <w:br/>
+            </w:r>
+            <w:r>
+              <w:rPr>
+                <w:rFonts w:hint="eastAsia"/>
+                <w:sz w:val="20"/>
+                <w:szCs w:val="20"/>
+              </w:rPr>
+              <w:t>추가 피해를 주는 검으로 변</w:t>
+            </w:r>
+            <w:r>
+              <w:rPr>
+                <w:rFonts w:hint="eastAsia"/>
+                <w:sz w:val="20"/>
+                <w:szCs w:val="20"/>
+              </w:rPr>
+              <w:t>한다</w:t>
+            </w:r>
+            <w:r>
+              <w:rPr>
+                <w:rFonts w:hint="eastAsia"/>
+                <w:sz w:val="20"/>
+                <w:szCs w:val="20"/>
+              </w:rPr>
+              <w:t>.</w:t>
             </w:r>
           </w:p>
         </w:tc>
@@ -6033,7 +6378,23 @@
                 <w:sz w:val="20"/>
                 <w:szCs w:val="20"/>
               </w:rPr>
-              <w:t>전방으로 넓은 범위를 벱니다.</w:t>
+              <w:t xml:space="preserve">전방으로 넓은 범위를 </w:t>
+            </w:r>
+            <w:r>
+              <w:rPr>
+                <w:rFonts w:hint="eastAsia"/>
+                <w:sz w:val="20"/>
+                <w:szCs w:val="20"/>
+              </w:rPr>
+              <w:t>벤다</w:t>
+            </w:r>
+            <w:r>
+              <w:rPr>
+                <w:rFonts w:hint="eastAsia"/>
+                <w:sz w:val="20"/>
+                <w:szCs w:val="20"/>
+              </w:rPr>
+              <w:t>.</w:t>
             </w:r>
           </w:p>
         </w:tc>
@@ -7021,7 +7382,22 @@
                 <w:sz w:val="20"/>
                 <w:szCs w:val="20"/>
               </w:rPr>
-              <w:t xml:space="preserve"> 불 검기를 발사합니다.</w:t>
+              <w:t xml:space="preserve"> 불 검기를 발사</w:t>
+            </w:r>
+            <w:r>
+              <w:rPr>
+                <w:rFonts w:hint="eastAsia"/>
+                <w:sz w:val="20"/>
+                <w:szCs w:val="20"/>
+              </w:rPr>
+              <w:t>한다</w:t>
+            </w:r>
+            <w:r>
+              <w:rPr>
+                <w:sz w:val="20"/>
+                <w:szCs w:val="20"/>
+              </w:rPr>
+              <w:t>.</w:t>
             </w:r>
             <w:r>
               <w:rPr>
@@ -7032,10 +7408,18 @@
             </w:r>
             <w:r>
               <w:rPr>
-                <w:sz w:val="20"/>
-                <w:szCs w:val="20"/>
-              </w:rPr>
-              <w:t>적들은 화상 상태에 걸립니다.</w:t>
+                <w:rFonts w:hint="eastAsia"/>
+                <w:sz w:val="20"/>
+                <w:szCs w:val="20"/>
+              </w:rPr>
+              <w:t xml:space="preserve">검기에 맞은 모든 </w:t>
+            </w:r>
+            <w:r>
+              <w:rPr>
+                <w:sz w:val="20"/>
+                <w:szCs w:val="20"/>
+              </w:rPr>
+              <w:t xml:space="preserve">적들은 </w:t>
             </w:r>
             <w:r>
               <w:rPr>
@@ -7046,11 +7430,79 @@
             </w:r>
             <w:r>
               <w:rPr>
-                <w:rFonts w:hint="eastAsia"/>
-                <w:sz w:val="20"/>
-                <w:szCs w:val="20"/>
-              </w:rPr>
-              <w:t>화상 : 초당 피해를 입습니다</w:t>
+                <w:sz w:val="20"/>
+                <w:szCs w:val="20"/>
+              </w:rPr>
+              <w:t>화상 상태에 걸</w:t>
+            </w:r>
+            <w:r>
+              <w:rPr>
+                <w:rFonts w:hint="eastAsia"/>
+                <w:sz w:val="20"/>
+                <w:szCs w:val="20"/>
+              </w:rPr>
+              <w:t>린다</w:t>
+            </w:r>
+            <w:r>
+              <w:rPr>
+                <w:sz w:val="20"/>
+                <w:szCs w:val="20"/>
+              </w:rPr>
+              <w:t>.</w:t>
+            </w:r>
+            <w:r>
+              <w:rPr>
+                <w:sz w:val="20"/>
+                <w:szCs w:val="20"/>
+              </w:rPr>
+              <w:br/>
+            </w:r>
+            <w:r>
+              <w:rPr>
+                <w:rFonts w:hint="eastAsia"/>
+                <w:sz w:val="20"/>
+                <w:szCs w:val="20"/>
+              </w:rPr>
+              <w:t xml:space="preserve">화상 : 초당 </w:t>
+            </w:r>
+            <w:r>
+              <w:rPr>
+                <w:rFonts w:hint="eastAsia"/>
+                <w:sz w:val="20"/>
+                <w:szCs w:val="20"/>
+              </w:rPr>
+              <w:t xml:space="preserve">무기 최소 데미지의 </w:t>
+            </w:r>
+            <w:r>
+              <w:rPr>
+                <w:sz w:val="20"/>
+                <w:szCs w:val="20"/>
+              </w:rPr>
+              <w:br/>
+            </w:r>
+            <w:r>
+              <w:rPr>
+                <w:rFonts w:hint="eastAsia"/>
+                <w:sz w:val="20"/>
+                <w:szCs w:val="20"/>
+              </w:rPr>
+              <w:t>절반</w:t>
+            </w:r>
+            <w:r>
+              <w:rPr>
+                <w:rFonts w:hint="eastAsia"/>
+                <w:sz w:val="20"/>
+                <w:szCs w:val="20"/>
+              </w:rPr>
+              <w:t>의 피해를</w:t>
+            </w:r>
+            <w:r>
+              <w:rPr>
+                <w:rFonts w:hint="eastAsia"/>
+                <w:sz w:val="20"/>
+                <w:szCs w:val="20"/>
+              </w:rPr>
+              <w:t xml:space="preserve"> 준다</w:t>
             </w:r>
             <w:r>
               <w:rPr>
@@ -8037,6 +8489,7 @@
           <w:p>
             <w:pPr>
               <w:rPr>
+                <w:rFonts w:hint="eastAsia"/>
                 <w:sz w:val="20"/>
                 <w:szCs w:val="20"/>
               </w:rPr>
@@ -8054,7 +8507,95 @@
                 <w:sz w:val="20"/>
                 <w:szCs w:val="20"/>
               </w:rPr>
-              <w:t xml:space="preserve"> 검을 꽂아 전방으로 지진을 일으킵니다. 지진에 맞은 적들은 1초동안 기절 상태에 걸립니다.</w:t>
+              <w:t xml:space="preserve"> 검을 꽂아 전방으로 지진을 </w:t>
+            </w:r>
+            <w:r>
+              <w:rPr>
+                <w:sz w:val="20"/>
+                <w:szCs w:val="20"/>
+              </w:rPr>
+              <w:br/>
+            </w:r>
+            <w:r>
+              <w:rPr>
+                <w:sz w:val="20"/>
+                <w:szCs w:val="20"/>
+              </w:rPr>
+              <w:t>일으</w:t>
+            </w:r>
+            <w:r>
+              <w:rPr>
+                <w:rFonts w:hint="eastAsia"/>
+                <w:sz w:val="20"/>
+                <w:szCs w:val="20"/>
+              </w:rPr>
+              <w:t>킨다</w:t>
+            </w:r>
+            <w:r>
+              <w:rPr>
+                <w:sz w:val="20"/>
+                <w:szCs w:val="20"/>
+              </w:rPr>
+              <w:t>.</w:t>
+            </w:r>
+            <w:r>
+              <w:rPr>
+                <w:sz w:val="20"/>
+                <w:szCs w:val="20"/>
+              </w:rPr>
+              <w:br/>
+            </w:r>
+            <w:r>
+              <w:rPr>
+                <w:sz w:val="20"/>
+                <w:szCs w:val="20"/>
+              </w:rPr>
+              <w:t>지진에 맞은 적들은 1초</w:t>
+            </w:r>
+            <w:r>
+              <w:rPr>
+                <w:rFonts w:hint="eastAsia"/>
+                <w:sz w:val="20"/>
+                <w:szCs w:val="20"/>
+              </w:rPr>
+              <w:t xml:space="preserve"> </w:t>
+            </w:r>
+            <w:r>
+              <w:rPr>
+                <w:sz w:val="20"/>
+                <w:szCs w:val="20"/>
+              </w:rPr>
+              <w:t>동안 기절 상태에 걸</w:t>
+            </w:r>
+            <w:r>
+              <w:rPr>
+                <w:rFonts w:hint="eastAsia"/>
+                <w:sz w:val="20"/>
+                <w:szCs w:val="20"/>
+              </w:rPr>
+              <w:t>린다</w:t>
+            </w:r>
+            <w:r>
+              <w:rPr>
+                <w:sz w:val="20"/>
+                <w:szCs w:val="20"/>
+              </w:rPr>
+              <w:t>.</w:t>
+            </w:r>
+            <w:r>
+              <w:rPr>
+                <w:sz w:val="20"/>
+                <w:szCs w:val="20"/>
+              </w:rPr>
+              <w:br/>
+            </w:r>
+            <w:r>
+              <w:rPr>
+                <w:rFonts w:hint="eastAsia"/>
+                <w:sz w:val="20"/>
+                <w:szCs w:val="20"/>
+              </w:rPr>
+              <w:t>기절 : 이동과 공격을 할 수 없다.</w:t>
             </w:r>
           </w:p>
         </w:tc>
@@ -9122,7 +9663,23 @@
                 <w:sz w:val="20"/>
                 <w:szCs w:val="20"/>
               </w:rPr>
-              <w:t>칼을 한 번 크게 휘두릅니다. 적이 1초간 공포 상태이상에 걸립니다.</w:t>
+              <w:t>칼을 한 번 크게 휘두</w:t>
+            </w:r>
+            <w:r>
+              <w:rPr>
+                <w:rFonts w:hint="eastAsia"/>
+                <w:sz w:val="20"/>
+                <w:szCs w:val="20"/>
+              </w:rPr>
+              <w:t>른</w:t>
+            </w:r>
+            <w:r>
+              <w:rPr>
+                <w:rFonts w:hint="eastAsia"/>
+                <w:sz w:val="20"/>
+                <w:szCs w:val="20"/>
+              </w:rPr>
+              <w:t>다.</w:t>
             </w:r>
             <w:r>
               <w:rPr>
@@ -9137,7 +9694,84 @@
                 <w:sz w:val="20"/>
                 <w:szCs w:val="20"/>
               </w:rPr>
-              <w:t>공포 상태이상에 걸리면 이동속도가 20%느려지며 시전자의 반대방향으로 걷습니다.</w:t>
+              <w:t>적이 1초간 공포 상태이상에 걸</w:t>
+            </w:r>
+            <w:r>
+              <w:rPr>
+                <w:rFonts w:hint="eastAsia"/>
+                <w:sz w:val="20"/>
+                <w:szCs w:val="20"/>
+              </w:rPr>
+              <w:t>린다</w:t>
+            </w:r>
+            <w:r>
+              <w:rPr>
+                <w:rFonts w:hint="eastAsia"/>
+                <w:sz w:val="20"/>
+                <w:szCs w:val="20"/>
+              </w:rPr>
+              <w:t>.</w:t>
+            </w:r>
+            <w:r>
+              <w:rPr>
+                <w:sz w:val="20"/>
+                <w:szCs w:val="20"/>
+              </w:rPr>
+              <w:br/>
+            </w:r>
+            <w:r>
+              <w:rPr>
+                <w:rFonts w:hint="eastAsia"/>
+                <w:sz w:val="20"/>
+                <w:szCs w:val="20"/>
+              </w:rPr>
+              <w:t xml:space="preserve">공포 상태이상에 걸리면 이동속도가 </w:t>
+            </w:r>
+            <w:r>
+              <w:rPr>
+                <w:sz w:val="20"/>
+                <w:szCs w:val="20"/>
+              </w:rPr>
+              <w:br/>
+            </w:r>
+            <w:r>
+              <w:rPr>
+                <w:rFonts w:hint="eastAsia"/>
+                <w:sz w:val="20"/>
+                <w:szCs w:val="20"/>
+              </w:rPr>
+              <w:t xml:space="preserve">20%느려지며 시전자의 반대방향으로 </w:t>
+            </w:r>
+            <w:r>
+              <w:rPr>
+                <w:sz w:val="20"/>
+                <w:szCs w:val="20"/>
+              </w:rPr>
+              <w:br/>
+            </w:r>
+            <w:r>
+              <w:rPr>
+                <w:rFonts w:hint="eastAsia"/>
+                <w:sz w:val="20"/>
+                <w:szCs w:val="20"/>
+              </w:rPr>
+              <w:t>걷</w:t>
+            </w:r>
+            <w:r>
+              <w:rPr>
+                <w:rFonts w:hint="eastAsia"/>
+                <w:sz w:val="20"/>
+                <w:szCs w:val="20"/>
+              </w:rPr>
+              <w:t>는</w:t>
+            </w:r>
+            <w:r>
+              <w:rPr>
+                <w:rFonts w:hint="eastAsia"/>
+                <w:sz w:val="20"/>
+                <w:szCs w:val="20"/>
+              </w:rPr>
+              <w:t>다.</w:t>
             </w:r>
           </w:p>
         </w:tc>
@@ -9489,7 +10123,31 @@
                 <w:sz w:val="20"/>
                 <w:szCs w:val="20"/>
               </w:rPr>
-              <w:t>5초간 어둠에 휩싸여서 공격력이 크게 상승합니다.</w:t>
+              <w:t xml:space="preserve">시전자가 </w:t>
+            </w:r>
+            <w:r>
+              <w:rPr>
+                <w:rFonts w:hint="eastAsia"/>
+                <w:sz w:val="20"/>
+                <w:szCs w:val="20"/>
+              </w:rPr>
+              <w:t>5초간 어둠에 휩싸여서 공격력이 크게 상승</w:t>
+            </w:r>
+            <w:r>
+              <w:rPr>
+                <w:rFonts w:hint="eastAsia"/>
+                <w:sz w:val="20"/>
+                <w:szCs w:val="20"/>
+              </w:rPr>
+              <w:t>한다</w:t>
+            </w:r>
+            <w:r>
+              <w:rPr>
+                <w:rFonts w:hint="eastAsia"/>
+                <w:sz w:val="20"/>
+                <w:szCs w:val="20"/>
+              </w:rPr>
+              <w:t>.</w:t>
             </w:r>
             <w:r>
               <w:rPr>
@@ -9497,6 +10155,15 @@
                 <w:szCs w:val="20"/>
               </w:rPr>
               <w:br/>
+            </w:r>
+            <w:r>
+              <w:rPr>
+                <w:rFonts w:hint="eastAsia"/>
+                <w:sz w:val="20"/>
+                <w:szCs w:val="20"/>
+              </w:rPr>
+              <w:lastRenderedPageBreak/>
+              <w:t>*</w:t>
             </w:r>
             <w:r>
               <w:rPr>
@@ -10120,6 +10787,7 @@
           <w:p>
             <w:pPr>
               <w:rPr>
+                <w:rFonts w:hint="eastAsia"/>
                 <w:sz w:val="20"/>
                 <w:szCs w:val="20"/>
               </w:rPr>
@@ -10145,7 +10813,53 @@
                 <w:sz w:val="20"/>
                 <w:szCs w:val="20"/>
               </w:rPr>
-              <w:t>키 입력을 하면 30초 동안 캐릭터의 이동속도가 소폭 증가하고 공격속도가 대폭 증가합니다.</w:t>
+              <w:t xml:space="preserve">키 입력을 하면 30초 동안 캐릭터의 이동속도가 </w:t>
+            </w:r>
+            <w:r>
+              <w:rPr>
+                <w:sz w:val="20"/>
+                <w:szCs w:val="20"/>
+              </w:rPr>
+              <w:br/>
+            </w:r>
+            <w:r>
+              <w:rPr>
+                <w:rFonts w:hint="eastAsia"/>
+                <w:sz w:val="20"/>
+                <w:szCs w:val="20"/>
+              </w:rPr>
+              <w:t>소폭 증가하고 공격속도가 대폭 증가</w:t>
+            </w:r>
+            <w:r>
+              <w:rPr>
+                <w:rFonts w:hint="eastAsia"/>
+                <w:sz w:val="20"/>
+                <w:szCs w:val="20"/>
+              </w:rPr>
+              <w:t>한다</w:t>
+            </w:r>
+            <w:r>
+              <w:rPr>
+                <w:rFonts w:hint="eastAsia"/>
+                <w:sz w:val="20"/>
+                <w:szCs w:val="20"/>
+              </w:rPr>
+              <w:t>.</w:t>
+            </w:r>
+            <w:r>
+              <w:rPr>
+                <w:sz w:val="20"/>
+                <w:szCs w:val="20"/>
+              </w:rPr>
+              <w:br/>
+            </w:r>
+            <w:r>
+              <w:rPr>
+                <w:rFonts w:hint="eastAsia"/>
+                <w:sz w:val="20"/>
+                <w:szCs w:val="20"/>
+              </w:rPr>
+              <w:t>*이동속도 20% 증가, 공격속도 60% 증가</w:t>
             </w:r>
           </w:p>
         </w:tc>
@@ -10517,7 +11231,65 @@
                 <w:sz w:val="20"/>
                 <w:szCs w:val="20"/>
               </w:rPr>
-              <w:t xml:space="preserve"> 주변을 한번 돌려벤다. 일반 공격 적중시 이 스킬의 쿨타임이 0.5초 줄어든다.</w:t>
+              <w:t xml:space="preserve"> 주변을 한번 돌려</w:t>
+            </w:r>
+            <w:r>
+              <w:rPr>
+                <w:rFonts w:hint="eastAsia"/>
+                <w:sz w:val="20"/>
+                <w:szCs w:val="20"/>
+              </w:rPr>
+              <w:t xml:space="preserve"> </w:t>
+            </w:r>
+            <w:r>
+              <w:rPr>
+                <w:sz w:val="20"/>
+                <w:szCs w:val="20"/>
+              </w:rPr>
+              <w:t xml:space="preserve">벤다. </w:t>
+            </w:r>
+            <w:r>
+              <w:rPr>
+                <w:sz w:val="20"/>
+                <w:szCs w:val="20"/>
+              </w:rPr>
+              <w:br/>
+            </w:r>
+            <w:r>
+              <w:rPr>
+                <w:sz w:val="20"/>
+                <w:szCs w:val="20"/>
+              </w:rPr>
+              <w:t>일반 공격 적중</w:t>
+            </w:r>
+            <w:r>
+              <w:rPr>
+                <w:rFonts w:hint="eastAsia"/>
+                <w:sz w:val="20"/>
+                <w:szCs w:val="20"/>
+              </w:rPr>
+              <w:t xml:space="preserve"> </w:t>
+            </w:r>
+            <w:r>
+              <w:rPr>
+                <w:sz w:val="20"/>
+                <w:szCs w:val="20"/>
+              </w:rPr>
+              <w:t xml:space="preserve">시 이 스킬의 쿨타임이 </w:t>
+            </w:r>
+            <w:r>
+              <w:rPr>
+                <w:sz w:val="20"/>
+                <w:szCs w:val="20"/>
+              </w:rPr>
+              <w:br/>
+            </w:r>
+            <w:r>
+              <w:rPr>
+                <w:sz w:val="20"/>
+                <w:szCs w:val="20"/>
+              </w:rPr>
+              <w:t>0.5초 줄어든다.</w:t>
             </w:r>
           </w:p>
         </w:tc>
@@ -10795,10 +11567,44 @@
             </w:pPr>
             <w:r>
               <w:rPr>
-                <w:sz w:val="20"/>
-                <w:szCs w:val="20"/>
-              </w:rPr>
-              <w:t>2 * 이동속도</w:t>
+                <w:rFonts w:hint="eastAsia"/>
+                <w:sz w:val="20"/>
+                <w:szCs w:val="20"/>
+              </w:rPr>
+              <w:t xml:space="preserve">돌진 거리 : </w:t>
+            </w:r>
+            <w:r>
+              <w:rPr>
+                <w:rFonts w:hint="eastAsia"/>
+                <w:sz w:val="20"/>
+                <w:szCs w:val="20"/>
+              </w:rPr>
+              <w:t>1.5</w:t>
+            </w:r>
+            <w:r>
+              <w:rPr>
+                <w:sz w:val="20"/>
+                <w:szCs w:val="20"/>
+              </w:rPr>
+              <w:t xml:space="preserve"> * 이동속도</w:t>
+            </w:r>
+          </w:p>
+          <w:p>
+            <w:pPr>
+              <w:jc w:val="center"/>
+              <w:rPr>
+                <w:rFonts w:hint="eastAsia"/>
+                <w:sz w:val="20"/>
+                <w:szCs w:val="20"/>
+              </w:rPr>
+            </w:pPr>
+            <w:r>
+              <w:rPr>
+                <w:rFonts w:hint="eastAsia"/>
+                <w:sz w:val="20"/>
+                <w:szCs w:val="20"/>
+              </w:rPr>
+              <w:t>공격 범위 : 1.6</w:t>
             </w:r>
           </w:p>
         </w:tc>
@@ -10873,7 +11679,7 @@
                 <w:sz w:val="20"/>
                 <w:szCs w:val="20"/>
               </w:rPr>
-              <w:t xml:space="preserve"> 돌진한 후, 횡방향으로 한 번 벤다. </w:t>
+              <w:t xml:space="preserve"> 돌진한 후, 횡방향으로 한 번 </w:t>
             </w:r>
             <w:r>
               <w:rPr>
@@ -10887,7 +11693,7 @@
                 <w:sz w:val="20"/>
                 <w:szCs w:val="20"/>
               </w:rPr>
-              <w:t xml:space="preserve">이때 적을 통과할 수 있다. </w:t>
+              <w:t xml:space="preserve">벤다. </w:t>
             </w:r>
             <w:r>
               <w:rPr>
@@ -10898,10 +11704,18 @@
             </w:r>
             <w:r>
               <w:rPr>
-                <w:sz w:val="20"/>
-                <w:szCs w:val="20"/>
-              </w:rPr>
-              <w:t xml:space="preserve">횡방향 베기 적중시 후속타로 한 번 더 내리 벤다. </w:t>
+                <w:rFonts w:hint="eastAsia"/>
+                <w:sz w:val="20"/>
+                <w:szCs w:val="20"/>
+              </w:rPr>
+              <w:t>전방으로 돌진할 때</w:t>
+            </w:r>
+            <w:r>
+              <w:rPr>
+                <w:sz w:val="20"/>
+                <w:szCs w:val="20"/>
+              </w:rPr>
+              <w:t xml:space="preserve"> 적을 통과할 수 있다. </w:t>
             </w:r>
             <w:r>
               <w:rPr>
@@ -10915,7 +11729,105 @@
                 <w:sz w:val="20"/>
                 <w:szCs w:val="20"/>
               </w:rPr>
-              <w:t>전방으로 돌진하는 거리는 이동속도에 비례합니다.</w:t>
+              <w:lastRenderedPageBreak/>
+              <w:t>횡방향 베기</w:t>
+            </w:r>
+            <w:r>
+              <w:rPr>
+                <w:rFonts w:hint="eastAsia"/>
+                <w:sz w:val="20"/>
+                <w:szCs w:val="20"/>
+              </w:rPr>
+              <w:t>가</w:t>
+            </w:r>
+            <w:r>
+              <w:rPr>
+                <w:sz w:val="20"/>
+                <w:szCs w:val="20"/>
+              </w:rPr>
+              <w:t xml:space="preserve"> 적중</w:t>
+            </w:r>
+            <w:r>
+              <w:rPr>
+                <w:rFonts w:hint="eastAsia"/>
+                <w:sz w:val="20"/>
+                <w:szCs w:val="20"/>
+              </w:rPr>
+              <w:t>하면</w:t>
+            </w:r>
+            <w:r>
+              <w:rPr>
+                <w:rFonts w:hint="eastAsia"/>
+                <w:sz w:val="20"/>
+                <w:szCs w:val="20"/>
+              </w:rPr>
+              <w:t xml:space="preserve"> 추가 키입력으로</w:t>
+            </w:r>
+            <w:r>
+              <w:rPr>
+                <w:sz w:val="20"/>
+                <w:szCs w:val="20"/>
+              </w:rPr>
+              <w:t xml:space="preserve"> 한 번 더 내</w:t>
+            </w:r>
+            <w:r>
+              <w:rPr>
+                <w:rFonts w:hint="eastAsia"/>
+                <w:sz w:val="20"/>
+                <w:szCs w:val="20"/>
+              </w:rPr>
+              <w:t>려</w:t>
+            </w:r>
+            <w:r>
+              <w:rPr>
+                <w:sz w:val="20"/>
+                <w:szCs w:val="20"/>
+              </w:rPr>
+              <w:t xml:space="preserve"> </w:t>
+            </w:r>
+            <w:r>
+              <w:rPr>
+                <w:rFonts w:hint="eastAsia"/>
+                <w:sz w:val="20"/>
+                <w:szCs w:val="20"/>
+              </w:rPr>
+              <w:t>벨 수 있다.</w:t>
+            </w:r>
+            <w:r>
+              <w:rPr>
+                <w:sz w:val="20"/>
+                <w:szCs w:val="20"/>
+              </w:rPr>
+              <w:t xml:space="preserve"> </w:t>
+            </w:r>
+            <w:r>
+              <w:rPr>
+                <w:sz w:val="20"/>
+                <w:szCs w:val="20"/>
+              </w:rPr>
+              <w:br/>
+            </w:r>
+            <w:r>
+              <w:rPr>
+                <w:sz w:val="20"/>
+                <w:szCs w:val="20"/>
+              </w:rPr>
+              <w:t>전방으로 돌진하는 거리는 이동속도에 비례</w:t>
+            </w:r>
+            <w:r>
+              <w:rPr>
+                <w:rFonts w:hint="eastAsia"/>
+                <w:sz w:val="20"/>
+                <w:szCs w:val="20"/>
+              </w:rPr>
+              <w:t>한다</w:t>
+            </w:r>
+            <w:r>
+              <w:rPr>
+                <w:sz w:val="20"/>
+                <w:szCs w:val="20"/>
+              </w:rPr>
+              <w:t>.</w:t>
             </w:r>
           </w:p>
         </w:tc>
@@ -11188,17 +12100,18 @@
             <w:pPr>
               <w:jc w:val="center"/>
               <w:rPr>
-                <w:sz w:val="20"/>
-                <w:szCs w:val="20"/>
-              </w:rPr>
-            </w:pPr>
-            <w:r>
-              <w:rPr>
-                <w:rFonts w:hint="eastAsia"/>
-                <w:sz w:val="20"/>
-                <w:szCs w:val="20"/>
-              </w:rPr>
-              <w:t>1.8</w:t>
+                <w:rFonts w:hint="eastAsia"/>
+                <w:sz w:val="20"/>
+                <w:szCs w:val="20"/>
+              </w:rPr>
+            </w:pPr>
+            <w:r>
+              <w:rPr>
+                <w:rFonts w:hint="eastAsia"/>
+                <w:sz w:val="20"/>
+                <w:szCs w:val="20"/>
+              </w:rPr>
+              <w:t>2.2</w:t>
             </w:r>
           </w:p>
         </w:tc>
@@ -11273,7 +12186,37 @@
                 <w:sz w:val="20"/>
                 <w:szCs w:val="20"/>
               </w:rPr>
-              <w:t xml:space="preserve"> 주변을 한번 크게 돌려벤다.</w:t>
+              <w:t xml:space="preserve"> 주변을 한</w:t>
+            </w:r>
+            <w:r>
+              <w:rPr>
+                <w:rFonts w:hint="eastAsia"/>
+                <w:sz w:val="20"/>
+                <w:szCs w:val="20"/>
+              </w:rPr>
+              <w:t xml:space="preserve"> </w:t>
+            </w:r>
+            <w:r>
+              <w:rPr>
+                <w:sz w:val="20"/>
+                <w:szCs w:val="20"/>
+              </w:rPr>
+              <w:t>번 크게 돌려</w:t>
+            </w:r>
+            <w:r>
+              <w:rPr>
+                <w:rFonts w:hint="eastAsia"/>
+                <w:sz w:val="20"/>
+                <w:szCs w:val="20"/>
+              </w:rPr>
+              <w:t xml:space="preserve"> </w:t>
+            </w:r>
+            <w:r>
+              <w:rPr>
+                <w:sz w:val="20"/>
+                <w:szCs w:val="20"/>
+              </w:rPr>
+              <w:t>벤다.</w:t>
             </w:r>
             <w:r>
               <w:rPr>
@@ -12293,7 +13236,23 @@
                 <w:sz w:val="20"/>
                 <w:szCs w:val="20"/>
               </w:rPr>
-              <w:t>전방으로 창을 한 번 찌릅니다.</w:t>
+              <w:t>전방으로 창을 한 번 찌</w:t>
+            </w:r>
+            <w:r>
+              <w:rPr>
+                <w:rFonts w:hint="eastAsia"/>
+                <w:sz w:val="20"/>
+                <w:szCs w:val="20"/>
+              </w:rPr>
+              <w:t>른다</w:t>
+            </w:r>
+            <w:r>
+              <w:rPr>
+                <w:rFonts w:hint="eastAsia"/>
+                <w:sz w:val="20"/>
+                <w:szCs w:val="20"/>
+              </w:rPr>
+              <w:t>.</w:t>
             </w:r>
           </w:p>
         </w:tc>
@@ -12316,9 +13275,6 @@
         <w:autoSpaceDN/>
         <w:spacing w:after="0"/>
       </w:pPr>
-      <w:r>
-        <w:br w:type="page"/>
-      </w:r>
     </w:p>
     <w:tbl>
       <w:tblPr>
@@ -12362,7 +13318,6 @@
                 <w:sz w:val="20"/>
                 <w:szCs w:val="20"/>
               </w:rPr>
-              <w:lastRenderedPageBreak/>
               <w:drawing>
                 <wp:anchor distT="0" distB="0" distL="114300" distR="114300" simplePos="0" relativeHeight="251666432" behindDoc="1" locked="0" layoutInCell="1" allowOverlap="1" wp14:anchorId="48989E3A" wp14:editId="62B40EFE">
                   <wp:simplePos x="0" y="0"/>
@@ -15356,15 +16311,38 @@
                 <w:sz w:val="20"/>
                 <w:szCs w:val="20"/>
               </w:rPr>
-              <w:t>전방으로 창을 한 번 찌릅니다.</w:t>
-            </w:r>
-            <w:r>
-              <w:rPr>
-                <w:rFonts w:hint="eastAsia"/>
-                <w:sz w:val="20"/>
-                <w:szCs w:val="20"/>
-              </w:rPr>
-              <w:t xml:space="preserve"> 이후 아래로 한 번 내려친다.</w:t>
+              <w:t>전방으로 창을 한 번 찌</w:t>
+            </w:r>
+            <w:r>
+              <w:rPr>
+                <w:rFonts w:hint="eastAsia"/>
+                <w:sz w:val="20"/>
+                <w:szCs w:val="20"/>
+              </w:rPr>
+              <w:t>른다</w:t>
+            </w:r>
+            <w:r>
+              <w:rPr>
+                <w:rFonts w:hint="eastAsia"/>
+                <w:sz w:val="20"/>
+                <w:szCs w:val="20"/>
+              </w:rPr>
+              <w:t>.</w:t>
+            </w:r>
+            <w:r>
+              <w:rPr>
+                <w:sz w:val="20"/>
+                <w:szCs w:val="20"/>
+              </w:rPr>
+              <w:br/>
+            </w:r>
+            <w:r>
+              <w:rPr>
+                <w:rFonts w:hint="eastAsia"/>
+                <w:sz w:val="20"/>
+                <w:szCs w:val="20"/>
+              </w:rPr>
+              <w:t>이후 아래로 한 번 내려친다.</w:t>
             </w:r>
           </w:p>
         </w:tc>
@@ -16385,7 +17363,31 @@
                 <w:sz w:val="20"/>
                 <w:szCs w:val="20"/>
               </w:rPr>
-              <w:t>전방으로 빠르게 5번 찌릅니다.</w:t>
+              <w:t xml:space="preserve">1초동안 </w:t>
+            </w:r>
+            <w:r>
+              <w:rPr>
+                <w:rFonts w:hint="eastAsia"/>
+                <w:sz w:val="20"/>
+                <w:szCs w:val="20"/>
+              </w:rPr>
+              <w:t>전방으로 빠르게 5번 찌</w:t>
+            </w:r>
+            <w:r>
+              <w:rPr>
+                <w:rFonts w:hint="eastAsia"/>
+                <w:sz w:val="20"/>
+                <w:szCs w:val="20"/>
+              </w:rPr>
+              <w:t>른다</w:t>
+            </w:r>
+            <w:r>
+              <w:rPr>
+                <w:rFonts w:hint="eastAsia"/>
+                <w:sz w:val="20"/>
+                <w:szCs w:val="20"/>
+              </w:rPr>
+              <w:t>.</w:t>
             </w:r>
           </w:p>
         </w:tc>
@@ -17316,6 +18318,14 @@
               </w:rPr>
               <w:t>3</w:t>
             </w:r>
+            <w:r>
+              <w:rPr>
+                <w:rFonts w:hint="eastAsia"/>
+                <w:sz w:val="20"/>
+                <w:szCs w:val="20"/>
+              </w:rPr>
+              <w:t>(창을 던지는 거리)</w:t>
+            </w:r>
           </w:p>
         </w:tc>
       </w:tr>
@@ -17382,7 +18392,78 @@
                 <w:sz w:val="20"/>
                 <w:szCs w:val="20"/>
               </w:rPr>
-              <w:t>점프해 공중에서 창을 땅으로 던집니다.</w:t>
+              <w:t>2m</w:t>
+            </w:r>
+            <w:r>
+              <w:rPr>
+                <w:rFonts w:hint="eastAsia"/>
+                <w:sz w:val="20"/>
+                <w:szCs w:val="20"/>
+              </w:rPr>
+              <w:t xml:space="preserve">만큼 </w:t>
+            </w:r>
+            <w:r>
+              <w:rPr>
+                <w:rFonts w:hint="eastAsia"/>
+                <w:sz w:val="20"/>
+                <w:szCs w:val="20"/>
+              </w:rPr>
+              <w:t>점프해</w:t>
+            </w:r>
+            <w:r>
+              <w:rPr>
+                <w:rFonts w:hint="eastAsia"/>
+                <w:sz w:val="20"/>
+                <w:szCs w:val="20"/>
+              </w:rPr>
+              <w:t>서</w:t>
+            </w:r>
+            <w:r>
+              <w:rPr>
+                <w:rFonts w:hint="eastAsia"/>
+                <w:sz w:val="20"/>
+                <w:szCs w:val="20"/>
+              </w:rPr>
+              <w:t xml:space="preserve"> 창을</w:t>
+            </w:r>
+            <w:r>
+              <w:rPr>
+                <w:rFonts w:hint="eastAsia"/>
+                <w:sz w:val="20"/>
+                <w:szCs w:val="20"/>
+              </w:rPr>
+              <w:t xml:space="preserve"> 사선으로</w:t>
+            </w:r>
+            <w:r>
+              <w:rPr>
+                <w:sz w:val="20"/>
+                <w:szCs w:val="20"/>
+              </w:rPr>
+              <w:br/>
+            </w:r>
+            <w:r>
+              <w:rPr>
+                <w:rFonts w:hint="eastAsia"/>
+                <w:sz w:val="20"/>
+                <w:szCs w:val="20"/>
+              </w:rPr>
+              <w:t>땅으로 던</w:t>
+            </w:r>
+            <w:r>
+              <w:rPr>
+                <w:rFonts w:hint="eastAsia"/>
+                <w:sz w:val="20"/>
+                <w:szCs w:val="20"/>
+              </w:rPr>
+              <w:t>진다</w:t>
+            </w:r>
+            <w:r>
+              <w:rPr>
+                <w:rFonts w:hint="eastAsia"/>
+                <w:sz w:val="20"/>
+                <w:szCs w:val="20"/>
+              </w:rPr>
+              <w:t>.</w:t>
             </w:r>
           </w:p>
         </w:tc>
@@ -18419,7 +19500,23 @@
                 <w:sz w:val="20"/>
                 <w:szCs w:val="20"/>
               </w:rPr>
-              <w:t>적들의 목을 노려 창을 휘두릅니다.</w:t>
+              <w:t>적들의 목을 노려 창을 휘두</w:t>
+            </w:r>
+            <w:r>
+              <w:rPr>
+                <w:rFonts w:hint="eastAsia"/>
+                <w:sz w:val="20"/>
+                <w:szCs w:val="20"/>
+              </w:rPr>
+              <w:t>른다</w:t>
+            </w:r>
+            <w:r>
+              <w:rPr>
+                <w:rFonts w:hint="eastAsia"/>
+                <w:sz w:val="20"/>
+                <w:szCs w:val="20"/>
+              </w:rPr>
+              <w:t>.</w:t>
             </w:r>
             <w:r>
               <w:rPr>
@@ -18434,7 +19531,15 @@
                 <w:sz w:val="20"/>
                 <w:szCs w:val="20"/>
               </w:rPr>
-              <w:t>최대 무기 데미지만큼 추가 피해를 입힙니다.</w:t>
+              <w:t xml:space="preserve">최대 무기 데미지만큼 추가 피해를 </w:t>
+            </w:r>
+            <w:r>
+              <w:rPr>
+                <w:rFonts w:hint="eastAsia"/>
+                <w:sz w:val="20"/>
+                <w:szCs w:val="20"/>
+              </w:rPr>
+              <w:t>입힌다.</w:t>
             </w:r>
           </w:p>
         </w:tc>
@@ -18784,7 +19889,54 @@
                 <w:sz w:val="20"/>
                 <w:szCs w:val="20"/>
               </w:rPr>
-              <w:t>창을 크게 한 번 휘두릅니다.</w:t>
+              <w:t xml:space="preserve">창을 </w:t>
+            </w:r>
+            <w:r>
+              <w:rPr>
+                <w:rFonts w:hint="eastAsia"/>
+                <w:sz w:val="20"/>
+                <w:szCs w:val="20"/>
+              </w:rPr>
+              <w:t xml:space="preserve">전방 횡방향으로 </w:t>
+            </w:r>
+            <w:r>
+              <w:rPr>
+                <w:rFonts w:hint="eastAsia"/>
+                <w:sz w:val="20"/>
+                <w:szCs w:val="20"/>
+              </w:rPr>
+              <w:t xml:space="preserve">크게 한 번 </w:t>
+            </w:r>
+            <w:r>
+              <w:rPr>
+                <w:sz w:val="20"/>
+                <w:szCs w:val="20"/>
+              </w:rPr>
+              <w:br/>
+            </w:r>
+            <w:r>
+              <w:rPr>
+                <w:rFonts w:hint="eastAsia"/>
+                <w:sz w:val="20"/>
+                <w:szCs w:val="20"/>
+              </w:rPr>
+              <w:t>휘두</w:t>
+            </w:r>
+            <w:r>
+              <w:rPr>
+                <w:rFonts w:hint="eastAsia"/>
+                <w:sz w:val="20"/>
+                <w:szCs w:val="20"/>
+              </w:rPr>
+              <w:t>른</w:t>
+            </w:r>
+            <w:r>
+              <w:rPr>
+                <w:rFonts w:hint="eastAsia"/>
+                <w:sz w:val="20"/>
+                <w:szCs w:val="20"/>
+              </w:rPr>
+              <w:t>다.</w:t>
             </w:r>
           </w:p>
         </w:tc>
@@ -19788,7 +20940,39 @@
                 <w:sz w:val="20"/>
                 <w:szCs w:val="20"/>
               </w:rPr>
-              <w:t>앞으로 돌진하면서 전방으로 올려찌릅니다.</w:t>
+              <w:t>앞으로 돌진하면서 전방으로 올려</w:t>
+            </w:r>
+            <w:r>
+              <w:rPr>
+                <w:rFonts w:hint="eastAsia"/>
+                <w:sz w:val="20"/>
+                <w:szCs w:val="20"/>
+              </w:rPr>
+              <w:t xml:space="preserve"> </w:t>
+            </w:r>
+            <w:r>
+              <w:rPr>
+                <w:rFonts w:hint="eastAsia"/>
+                <w:sz w:val="20"/>
+                <w:szCs w:val="20"/>
+              </w:rPr>
+              <w:t>찌</w:t>
+            </w:r>
+            <w:r>
+              <w:rPr>
+                <w:rFonts w:hint="eastAsia"/>
+                <w:sz w:val="20"/>
+                <w:szCs w:val="20"/>
+              </w:rPr>
+              <w:t>른</w:t>
+            </w:r>
+            <w:r>
+              <w:rPr>
+                <w:rFonts w:hint="eastAsia"/>
+                <w:sz w:val="20"/>
+                <w:szCs w:val="20"/>
+              </w:rPr>
+              <w:t>다.</w:t>
             </w:r>
             <w:r>
               <w:rPr>
@@ -19819,7 +21003,23 @@
                 <w:sz w:val="20"/>
                 <w:szCs w:val="20"/>
               </w:rPr>
-              <w:t xml:space="preserve"> 살짝 중앙으로 모아집니다.</w:t>
+              <w:t xml:space="preserve"> 살짝 중앙으로 모아</w:t>
+            </w:r>
+            <w:r>
+              <w:rPr>
+                <w:rFonts w:hint="eastAsia"/>
+                <w:sz w:val="20"/>
+                <w:szCs w:val="20"/>
+              </w:rPr>
+              <w:t>진</w:t>
+            </w:r>
+            <w:r>
+              <w:rPr>
+                <w:rFonts w:hint="eastAsia"/>
+                <w:sz w:val="20"/>
+                <w:szCs w:val="20"/>
+              </w:rPr>
+              <w:t>다.</w:t>
             </w:r>
           </w:p>
         </w:tc>
@@ -20839,7 +22039,39 @@
                 <w:sz w:val="20"/>
                 <w:szCs w:val="20"/>
               </w:rPr>
-              <w:t>앞으로 돌진하면서 전방으로 올려찌릅니다.</w:t>
+              <w:t>앞으로 돌진하면서 전방으로 올려</w:t>
+            </w:r>
+            <w:r>
+              <w:rPr>
+                <w:rFonts w:hint="eastAsia"/>
+                <w:sz w:val="20"/>
+                <w:szCs w:val="20"/>
+              </w:rPr>
+              <w:t xml:space="preserve"> </w:t>
+            </w:r>
+            <w:r>
+              <w:rPr>
+                <w:rFonts w:hint="eastAsia"/>
+                <w:sz w:val="20"/>
+                <w:szCs w:val="20"/>
+              </w:rPr>
+              <w:t>찌</w:t>
+            </w:r>
+            <w:r>
+              <w:rPr>
+                <w:rFonts w:hint="eastAsia"/>
+                <w:sz w:val="20"/>
+                <w:szCs w:val="20"/>
+              </w:rPr>
+              <w:t>른</w:t>
+            </w:r>
+            <w:r>
+              <w:rPr>
+                <w:rFonts w:hint="eastAsia"/>
+                <w:sz w:val="20"/>
+                <w:szCs w:val="20"/>
+              </w:rPr>
+              <w:t>다.</w:t>
             </w:r>
             <w:r>
               <w:rPr>
@@ -20854,7 +22086,23 @@
                 <w:sz w:val="20"/>
                 <w:szCs w:val="20"/>
               </w:rPr>
-              <w:t>돌진할 때 적이 살짝 중앙으로 모아집니다.</w:t>
+              <w:t>돌진할 때 적이 살짝 중앙으로 모아</w:t>
+            </w:r>
+            <w:r>
+              <w:rPr>
+                <w:rFonts w:hint="eastAsia"/>
+                <w:sz w:val="20"/>
+                <w:szCs w:val="20"/>
+              </w:rPr>
+              <w:t>진</w:t>
+            </w:r>
+            <w:r>
+              <w:rPr>
+                <w:rFonts w:hint="eastAsia"/>
+                <w:sz w:val="20"/>
+                <w:szCs w:val="20"/>
+              </w:rPr>
+              <w:t>다.</w:t>
             </w:r>
           </w:p>
         </w:tc>
@@ -21557,7 +22805,23 @@
                 <w:sz w:val="20"/>
                 <w:szCs w:val="20"/>
               </w:rPr>
-              <w:t>추가 피해를 입힙니다.</w:t>
+              <w:t>추가 피해를 입</w:t>
+            </w:r>
+            <w:r>
+              <w:rPr>
+                <w:rFonts w:hint="eastAsia"/>
+                <w:sz w:val="20"/>
+                <w:szCs w:val="20"/>
+              </w:rPr>
+              <w:t>힌</w:t>
+            </w:r>
+            <w:r>
+              <w:rPr>
+                <w:rFonts w:hint="eastAsia"/>
+                <w:sz w:val="20"/>
+                <w:szCs w:val="20"/>
+              </w:rPr>
+              <w:t>다.</w:t>
             </w:r>
             <w:r>
               <w:rPr>
@@ -21993,7 +23257,37 @@
                 <w:sz w:val="20"/>
                 <w:szCs w:val="20"/>
               </w:rPr>
-              <w:t>적에게 창을 한 번 찌른다. 피격된 적의 최대 체력의 2%만큼 체력을 회복한다.</w:t>
+              <w:t>적에게 창을 한 번 찌른다.</w:t>
+            </w:r>
+            <w:r>
+              <w:rPr>
+                <w:sz w:val="20"/>
+                <w:szCs w:val="20"/>
+              </w:rPr>
+              <w:br/>
+            </w:r>
+            <w:r>
+              <w:rPr>
+                <w:rFonts w:hint="eastAsia"/>
+                <w:sz w:val="20"/>
+                <w:szCs w:val="20"/>
+              </w:rPr>
+              <w:t>피격된 적의 최대 체력의 2%만큼</w:t>
+            </w:r>
+            <w:r>
+              <w:rPr>
+                <w:sz w:val="20"/>
+                <w:szCs w:val="20"/>
+              </w:rPr>
+              <w:br/>
+            </w:r>
+            <w:r>
+              <w:rPr>
+                <w:rFonts w:hint="eastAsia"/>
+                <w:sz w:val="20"/>
+                <w:szCs w:val="20"/>
+              </w:rPr>
+              <w:t>체력을 회복한다.</w:t>
             </w:r>
           </w:p>
         </w:tc>
@@ -22367,7 +23661,23 @@
                 <w:sz w:val="20"/>
                 <w:szCs w:val="20"/>
               </w:rPr>
-              <w:t>x자로 한 번씩 아래로 내리찍는다.</w:t>
+              <w:t>x자로 한 번씩 아래로 내</w:t>
+            </w:r>
+            <w:r>
+              <w:rPr>
+                <w:rFonts w:hint="eastAsia"/>
+                <w:sz w:val="20"/>
+                <w:szCs w:val="20"/>
+              </w:rPr>
+              <w:t xml:space="preserve">려 </w:t>
+            </w:r>
+            <w:r>
+              <w:rPr>
+                <w:rFonts w:hint="eastAsia"/>
+                <w:sz w:val="20"/>
+                <w:szCs w:val="20"/>
+              </w:rPr>
+              <w:t>찍는다.</w:t>
             </w:r>
           </w:p>
         </w:tc>
@@ -22732,7 +24042,22 @@
                 <w:sz w:val="20"/>
                 <w:szCs w:val="20"/>
               </w:rPr>
-              <w:t xml:space="preserve">돌진 후 일정 범위 내의 적이 </w:t>
+              <w:t xml:space="preserve">돌진 후 </w:t>
+            </w:r>
+            <w:r>
+              <w:rPr>
+                <w:rFonts w:hint="eastAsia"/>
+                <w:sz w:val="20"/>
+                <w:szCs w:val="20"/>
+              </w:rPr>
+              <w:t>2m</w:t>
+            </w:r>
+            <w:r>
+              <w:rPr>
+                <w:sz w:val="20"/>
+                <w:szCs w:val="20"/>
+              </w:rPr>
+              <w:t xml:space="preserve"> 범위 내의 적이 </w:t>
             </w:r>
             <w:r>
               <w:rPr>
@@ -22763,7 +24088,69 @@
                 <w:sz w:val="20"/>
                 <w:szCs w:val="20"/>
               </w:rPr>
-              <w:t>공포 상태이상에 걸리면 이동속도가 20%느려지며 시전자의 반대방향으로 걷습니다.</w:t>
+              <w:t>공포 상태</w:t>
+            </w:r>
+            <w:r>
+              <w:rPr>
+                <w:rFonts w:hint="eastAsia"/>
+                <w:sz w:val="20"/>
+                <w:szCs w:val="20"/>
+              </w:rPr>
+              <w:t xml:space="preserve"> </w:t>
+            </w:r>
+            <w:r>
+              <w:rPr>
+                <w:rFonts w:hint="eastAsia"/>
+                <w:sz w:val="20"/>
+                <w:szCs w:val="20"/>
+              </w:rPr>
+              <w:t xml:space="preserve">이상에 걸리면 이동속도가 </w:t>
+            </w:r>
+            <w:r>
+              <w:rPr>
+                <w:sz w:val="20"/>
+                <w:szCs w:val="20"/>
+              </w:rPr>
+              <w:br/>
+            </w:r>
+            <w:r>
+              <w:rPr>
+                <w:rFonts w:hint="eastAsia"/>
+                <w:sz w:val="20"/>
+                <w:szCs w:val="20"/>
+              </w:rPr>
+              <w:t xml:space="preserve">20%느려지며 시전자의 반대방향으로 </w:t>
+            </w:r>
+            <w:r>
+              <w:rPr>
+                <w:sz w:val="20"/>
+                <w:szCs w:val="20"/>
+              </w:rPr>
+              <w:br/>
+            </w:r>
+            <w:r>
+              <w:rPr>
+                <w:rFonts w:hint="eastAsia"/>
+                <w:sz w:val="20"/>
+                <w:szCs w:val="20"/>
+              </w:rPr>
+              <w:t>걷</w:t>
+            </w:r>
+            <w:r>
+              <w:rPr>
+                <w:rFonts w:hint="eastAsia"/>
+                <w:sz w:val="20"/>
+                <w:szCs w:val="20"/>
+              </w:rPr>
+              <w:t>는</w:t>
+            </w:r>
+            <w:r>
+              <w:rPr>
+                <w:rFonts w:hint="eastAsia"/>
+                <w:sz w:val="20"/>
+                <w:szCs w:val="20"/>
+              </w:rPr>
+              <w:t>다.</w:t>
             </w:r>
           </w:p>
         </w:tc>
@@ -23737,17 +25124,49 @@
           <w:p>
             <w:pPr>
               <w:rPr>
-                <w:sz w:val="20"/>
-                <w:szCs w:val="20"/>
-              </w:rPr>
-            </w:pPr>
-            <w:r>
-              <w:rPr>
-                <w:rFonts w:hint="eastAsia"/>
-                <w:sz w:val="20"/>
-                <w:szCs w:val="20"/>
-              </w:rPr>
-              <w:t>전방에 부채꼴 모양으로 화살을 발사합니다.</w:t>
+                <w:rFonts w:hint="eastAsia"/>
+                <w:sz w:val="20"/>
+                <w:szCs w:val="20"/>
+              </w:rPr>
+            </w:pPr>
+            <w:r>
+              <w:rPr>
+                <w:rFonts w:hint="eastAsia"/>
+                <w:sz w:val="20"/>
+                <w:szCs w:val="20"/>
+              </w:rPr>
+              <w:t>전방에 부채꼴 모양으로 화살을 발사</w:t>
+            </w:r>
+            <w:r>
+              <w:rPr>
+                <w:rFonts w:hint="eastAsia"/>
+                <w:sz w:val="20"/>
+                <w:szCs w:val="20"/>
+              </w:rPr>
+              <w:t>한</w:t>
+            </w:r>
+            <w:r>
+              <w:rPr>
+                <w:rFonts w:hint="eastAsia"/>
+                <w:sz w:val="20"/>
+                <w:szCs w:val="20"/>
+              </w:rPr>
+              <w:t>다.</w:t>
+            </w:r>
+            <w:r>
+              <w:rPr>
+                <w:sz w:val="20"/>
+                <w:szCs w:val="20"/>
+              </w:rPr>
+              <w:br/>
+            </w:r>
+            <w:r>
+              <w:rPr>
+                <w:rFonts w:hint="eastAsia"/>
+                <w:sz w:val="20"/>
+                <w:szCs w:val="20"/>
+              </w:rPr>
+              <w:t>부채꼴의 중심각은 110도</w:t>
             </w:r>
           </w:p>
         </w:tc>
@@ -24736,7 +26155,94 @@
                 <w:sz w:val="20"/>
                 <w:szCs w:val="20"/>
               </w:rPr>
-              <w:t>전방으로 연속 사격을 합니다. 화살을 빠르게 5번 발사합니다.</w:t>
+              <w:t xml:space="preserve">전방으로 연속 사격을 </w:t>
+            </w:r>
+            <w:r>
+              <w:rPr>
+                <w:rFonts w:hint="eastAsia"/>
+                <w:sz w:val="20"/>
+                <w:szCs w:val="20"/>
+              </w:rPr>
+              <w:t>한</w:t>
+            </w:r>
+            <w:r>
+              <w:rPr>
+                <w:rFonts w:hint="eastAsia"/>
+                <w:sz w:val="20"/>
+                <w:szCs w:val="20"/>
+              </w:rPr>
+              <w:t>다.</w:t>
+            </w:r>
+            <w:r>
+              <w:rPr>
+                <w:sz w:val="20"/>
+                <w:szCs w:val="20"/>
+              </w:rPr>
+              <w:br/>
+            </w:r>
+            <w:r>
+              <w:rPr>
+                <w:rFonts w:hint="eastAsia"/>
+                <w:sz w:val="20"/>
+                <w:szCs w:val="20"/>
+              </w:rPr>
+              <w:t>화살을</w:t>
+            </w:r>
+            <w:r>
+              <w:rPr>
+                <w:rFonts w:hint="eastAsia"/>
+                <w:sz w:val="20"/>
+                <w:szCs w:val="20"/>
+              </w:rPr>
+              <w:t xml:space="preserve"> </w:t>
+            </w:r>
+            <w:r>
+              <w:rPr>
+                <w:rFonts w:hint="eastAsia"/>
+                <w:sz w:val="20"/>
+                <w:szCs w:val="20"/>
+              </w:rPr>
+              <w:t>1</w:t>
+            </w:r>
+            <w:r>
+              <w:rPr>
+                <w:rFonts w:hint="eastAsia"/>
+                <w:sz w:val="20"/>
+                <w:szCs w:val="20"/>
+              </w:rPr>
+              <w:t>초동안</w:t>
+            </w:r>
+            <w:r>
+              <w:rPr>
+                <w:rFonts w:hint="eastAsia"/>
+                <w:sz w:val="20"/>
+                <w:szCs w:val="20"/>
+              </w:rPr>
+              <w:t xml:space="preserve"> 5번 발사</w:t>
+            </w:r>
+            <w:r>
+              <w:rPr>
+                <w:rFonts w:hint="eastAsia"/>
+                <w:sz w:val="20"/>
+                <w:szCs w:val="20"/>
+              </w:rPr>
+              <w:t>한</w:t>
+            </w:r>
+            <w:r>
+              <w:rPr>
+                <w:rFonts w:hint="eastAsia"/>
+                <w:sz w:val="20"/>
+                <w:szCs w:val="20"/>
+              </w:rPr>
+              <w:t>다</w:t>
+            </w:r>
+            <w:r>
+              <w:rPr>
+                <w:rFonts w:hint="eastAsia"/>
+                <w:sz w:val="20"/>
+                <w:szCs w:val="20"/>
+              </w:rPr>
+              <w:t>.</w:t>
             </w:r>
           </w:p>
         </w:tc>
@@ -25756,7 +27262,22 @@
                 <w:sz w:val="20"/>
                 <w:szCs w:val="20"/>
               </w:rPr>
-              <w:t xml:space="preserve"> 모양으로 화살을 발사합니다.</w:t>
+              <w:t xml:space="preserve"> 모양으로 화살을 발사</w:t>
+            </w:r>
+            <w:r>
+              <w:rPr>
+                <w:rFonts w:hint="eastAsia"/>
+                <w:sz w:val="20"/>
+                <w:szCs w:val="20"/>
+              </w:rPr>
+              <w:t>한</w:t>
+            </w:r>
+            <w:r>
+              <w:rPr>
+                <w:sz w:val="20"/>
+                <w:szCs w:val="20"/>
+              </w:rPr>
+              <w:t>다.</w:t>
             </w:r>
             <w:r>
               <w:rPr>
@@ -25767,10 +27288,11 @@
             </w:r>
             <w:r>
               <w:rPr>
-                <w:sz w:val="20"/>
-                <w:szCs w:val="20"/>
-              </w:rPr>
-              <w:t>적은 5초동안 둔화 상태에 걸립니다.</w:t>
+                <w:rFonts w:hint="eastAsia"/>
+                <w:sz w:val="20"/>
+                <w:szCs w:val="20"/>
+              </w:rPr>
+              <w:t>부채꼴의 중심각은 90도</w:t>
             </w:r>
             <w:r>
               <w:rPr>
@@ -25781,11 +27303,56 @@
             </w:r>
             <w:r>
               <w:rPr>
-                <w:rFonts w:hint="eastAsia"/>
-                <w:sz w:val="20"/>
-                <w:szCs w:val="20"/>
-              </w:rPr>
-              <w:t>둔화 : 적의 이동속도가 느려집니다.</w:t>
+                <w:sz w:val="20"/>
+                <w:szCs w:val="20"/>
+              </w:rPr>
+              <w:t>적은 5초동안 둔화 상태에 걸</w:t>
+            </w:r>
+            <w:r>
+              <w:rPr>
+                <w:rFonts w:hint="eastAsia"/>
+                <w:sz w:val="20"/>
+                <w:szCs w:val="20"/>
+              </w:rPr>
+              <w:t>린</w:t>
+            </w:r>
+            <w:r>
+              <w:rPr>
+                <w:sz w:val="20"/>
+                <w:szCs w:val="20"/>
+              </w:rPr>
+              <w:t>다.</w:t>
+            </w:r>
+            <w:r>
+              <w:rPr>
+                <w:sz w:val="20"/>
+                <w:szCs w:val="20"/>
+              </w:rPr>
+              <w:br/>
+            </w:r>
+            <w:r>
+              <w:rPr>
+                <w:rFonts w:hint="eastAsia"/>
+                <w:sz w:val="20"/>
+                <w:szCs w:val="20"/>
+              </w:rPr>
+              <w:t>둔화 : 적의 이동속도가 느려</w:t>
+            </w:r>
+            <w:r>
+              <w:rPr>
+                <w:rFonts w:hint="eastAsia"/>
+                <w:sz w:val="20"/>
+                <w:szCs w:val="20"/>
+              </w:rPr>
+              <w:t>진</w:t>
+            </w:r>
+            <w:r>
+              <w:rPr>
+                <w:rFonts w:hint="eastAsia"/>
+                <w:sz w:val="20"/>
+                <w:szCs w:val="20"/>
+              </w:rPr>
+              <w:t>다.</w:t>
             </w:r>
           </w:p>
         </w:tc>
@@ -26772,6 +28339,7 @@
           <w:p>
             <w:pPr>
               <w:rPr>
+                <w:rFonts w:hint="eastAsia"/>
                 <w:sz w:val="20"/>
                 <w:szCs w:val="20"/>
               </w:rPr>
@@ -26789,7 +28357,22 @@
                 <w:sz w:val="20"/>
                 <w:szCs w:val="20"/>
               </w:rPr>
-              <w:t xml:space="preserve"> 연속 사격을 합니다.</w:t>
+              <w:t xml:space="preserve"> 연속 사격을 </w:t>
+            </w:r>
+            <w:r>
+              <w:rPr>
+                <w:rFonts w:hint="eastAsia"/>
+                <w:sz w:val="20"/>
+                <w:szCs w:val="20"/>
+              </w:rPr>
+              <w:t>한</w:t>
+            </w:r>
+            <w:r>
+              <w:rPr>
+                <w:sz w:val="20"/>
+                <w:szCs w:val="20"/>
+              </w:rPr>
+              <w:t>다.</w:t>
             </w:r>
             <w:r>
               <w:rPr>
@@ -26803,7 +28386,53 @@
                 <w:sz w:val="20"/>
                 <w:szCs w:val="20"/>
               </w:rPr>
-              <w:t>화살을 빠르게 5번 발사합니다.</w:t>
+              <w:t xml:space="preserve">화살을 </w:t>
+            </w:r>
+            <w:r>
+              <w:rPr>
+                <w:rFonts w:hint="eastAsia"/>
+                <w:sz w:val="20"/>
+                <w:szCs w:val="20"/>
+              </w:rPr>
+              <w:t>0.8초</w:t>
+            </w:r>
+            <w:r>
+              <w:rPr>
+                <w:rFonts w:hint="eastAsia"/>
+                <w:sz w:val="20"/>
+                <w:szCs w:val="20"/>
+              </w:rPr>
+              <w:t xml:space="preserve"> </w:t>
+            </w:r>
+            <w:r>
+              <w:rPr>
+                <w:rFonts w:hint="eastAsia"/>
+                <w:sz w:val="20"/>
+                <w:szCs w:val="20"/>
+              </w:rPr>
+              <w:t>동안</w:t>
+            </w:r>
+            <w:r>
+              <w:rPr>
+                <w:sz w:val="20"/>
+                <w:szCs w:val="20"/>
+              </w:rPr>
+              <w:t xml:space="preserve"> 5번 발사</w:t>
+            </w:r>
+            <w:r>
+              <w:rPr>
+                <w:rFonts w:hint="eastAsia"/>
+                <w:sz w:val="20"/>
+                <w:szCs w:val="20"/>
+              </w:rPr>
+              <w:t>한</w:t>
+            </w:r>
+            <w:r>
+              <w:rPr>
+                <w:sz w:val="20"/>
+                <w:szCs w:val="20"/>
+              </w:rPr>
+              <w:t>다.</w:t>
             </w:r>
             <w:r>
               <w:rPr>
@@ -26817,7 +28446,52 @@
                 <w:sz w:val="20"/>
                 <w:szCs w:val="20"/>
               </w:rPr>
-              <w:t>화살에 맞은 적은 기절 상태에 걸립니다.</w:t>
+              <w:t xml:space="preserve">화살에 맞은 적은 </w:t>
+            </w:r>
+            <w:r>
+              <w:rPr>
+                <w:rFonts w:hint="eastAsia"/>
+                <w:sz w:val="20"/>
+                <w:szCs w:val="20"/>
+              </w:rPr>
+              <w:t xml:space="preserve">0.5초 동안 </w:t>
+            </w:r>
+            <w:r>
+              <w:rPr>
+                <w:sz w:val="20"/>
+                <w:szCs w:val="20"/>
+              </w:rPr>
+              <w:t>기절 상태에 걸</w:t>
+            </w:r>
+            <w:r>
+              <w:rPr>
+                <w:rFonts w:hint="eastAsia"/>
+                <w:sz w:val="20"/>
+                <w:szCs w:val="20"/>
+              </w:rPr>
+              <w:t>린</w:t>
+            </w:r>
+            <w:r>
+              <w:rPr>
+                <w:sz w:val="20"/>
+                <w:szCs w:val="20"/>
+              </w:rPr>
+              <w:t>다.</w:t>
+            </w:r>
+            <w:r>
+              <w:rPr>
+                <w:sz w:val="20"/>
+                <w:szCs w:val="20"/>
+              </w:rPr>
+              <w:br/>
+            </w:r>
+            <w:r>
+              <w:rPr>
+                <w:rFonts w:hint="eastAsia"/>
+                <w:sz w:val="20"/>
+                <w:szCs w:val="20"/>
+              </w:rPr>
+              <w:t>기절 : 이동과 공격을 할 수 없다.</w:t>
             </w:r>
           </w:p>
         </w:tc>
@@ -27796,6 +29470,7 @@
           <w:p>
             <w:pPr>
               <w:rPr>
+                <w:rFonts w:hint="eastAsia"/>
                 <w:sz w:val="20"/>
                 <w:szCs w:val="20"/>
               </w:rPr>
@@ -27813,7 +29488,38 @@
                 <w:sz w:val="20"/>
                 <w:szCs w:val="20"/>
               </w:rPr>
-              <w:t xml:space="preserve"> 범위로 화살을 빠르게 2번 발사합니다.</w:t>
+              <w:t xml:space="preserve"> 범위로 화살을 </w:t>
+            </w:r>
+            <w:r>
+              <w:rPr>
+                <w:rFonts w:hint="eastAsia"/>
+                <w:sz w:val="20"/>
+                <w:szCs w:val="20"/>
+              </w:rPr>
+              <w:t>0.</w:t>
+            </w:r>
+            <w:r>
+              <w:rPr>
+                <w:rFonts w:hint="eastAsia"/>
+                <w:sz w:val="20"/>
+                <w:szCs w:val="20"/>
+              </w:rPr>
+              <w:t>4</w:t>
+            </w:r>
+            <w:r>
+              <w:rPr>
+                <w:rFonts w:hint="eastAsia"/>
+                <w:sz w:val="20"/>
+                <w:szCs w:val="20"/>
+              </w:rPr>
+              <w:t>초 동안</w:t>
+            </w:r>
+            <w:r>
+              <w:rPr>
+                <w:sz w:val="20"/>
+                <w:szCs w:val="20"/>
+              </w:rPr>
+              <w:t xml:space="preserve"> </w:t>
             </w:r>
             <w:r>
               <w:rPr>
@@ -27827,7 +29533,112 @@
                 <w:sz w:val="20"/>
                 <w:szCs w:val="20"/>
               </w:rPr>
-              <w:t>화살에 맞은 적들이 둔화 상태에 걸립니다.</w:t>
+              <w:t>2번 발사</w:t>
+            </w:r>
+            <w:r>
+              <w:rPr>
+                <w:rFonts w:hint="eastAsia"/>
+                <w:sz w:val="20"/>
+                <w:szCs w:val="20"/>
+              </w:rPr>
+              <w:t>한</w:t>
+            </w:r>
+            <w:r>
+              <w:rPr>
+                <w:sz w:val="20"/>
+                <w:szCs w:val="20"/>
+              </w:rPr>
+              <w:t>다.</w:t>
+            </w:r>
+            <w:r>
+              <w:rPr>
+                <w:sz w:val="20"/>
+                <w:szCs w:val="20"/>
+              </w:rPr>
+              <w:br/>
+            </w:r>
+            <w:r>
+              <w:rPr>
+                <w:rFonts w:hint="eastAsia"/>
+                <w:sz w:val="20"/>
+                <w:szCs w:val="20"/>
+              </w:rPr>
+              <w:t>부채꼴의 중심각은 90도</w:t>
+            </w:r>
+            <w:r>
+              <w:rPr>
+                <w:sz w:val="20"/>
+                <w:szCs w:val="20"/>
+              </w:rPr>
+              <w:br/>
+            </w:r>
+            <w:r>
+              <w:rPr>
+                <w:sz w:val="20"/>
+                <w:szCs w:val="20"/>
+              </w:rPr>
+              <w:t>화살에 맞은 적들</w:t>
+            </w:r>
+            <w:r>
+              <w:rPr>
+                <w:rFonts w:hint="eastAsia"/>
+                <w:sz w:val="20"/>
+                <w:szCs w:val="20"/>
+              </w:rPr>
+              <w:t>은</w:t>
+            </w:r>
+            <w:r>
+              <w:rPr>
+                <w:sz w:val="20"/>
+                <w:szCs w:val="20"/>
+              </w:rPr>
+              <w:t xml:space="preserve"> 둔화 상태에 걸</w:t>
+            </w:r>
+            <w:r>
+              <w:rPr>
+                <w:rFonts w:hint="eastAsia"/>
+                <w:sz w:val="20"/>
+                <w:szCs w:val="20"/>
+              </w:rPr>
+              <w:t>린</w:t>
+            </w:r>
+            <w:r>
+              <w:rPr>
+                <w:sz w:val="20"/>
+                <w:szCs w:val="20"/>
+              </w:rPr>
+              <w:t>다.</w:t>
+            </w:r>
+            <w:r>
+              <w:rPr>
+                <w:sz w:val="20"/>
+                <w:szCs w:val="20"/>
+              </w:rPr>
+              <w:br/>
+            </w:r>
+            <w:r>
+              <w:rPr>
+                <w:rFonts w:hint="eastAsia"/>
+                <w:sz w:val="20"/>
+                <w:szCs w:val="20"/>
+              </w:rPr>
+              <w:t xml:space="preserve">둔화 : 이동속도가 </w:t>
+            </w:r>
+            <w:r>
+              <w:rPr>
+                <w:rFonts w:hint="eastAsia"/>
+                <w:sz w:val="20"/>
+                <w:szCs w:val="20"/>
+              </w:rPr>
+              <w:t>5</w:t>
+            </w:r>
+            <w:r>
+              <w:rPr>
+                <w:rFonts w:hint="eastAsia"/>
+                <w:sz w:val="20"/>
+                <w:szCs w:val="20"/>
+              </w:rPr>
+              <w:t>0% 느려진다.</w:t>
             </w:r>
           </w:p>
         </w:tc>
@@ -28448,17 +30259,50 @@
           <w:p>
             <w:pPr>
               <w:rPr>
-                <w:sz w:val="20"/>
-                <w:szCs w:val="20"/>
-              </w:rPr>
-            </w:pPr>
-            <w:r>
-              <w:rPr>
-                <w:rFonts w:hint="eastAsia"/>
-                <w:sz w:val="20"/>
-                <w:szCs w:val="20"/>
-              </w:rPr>
-              <w:t>적을 100회 공격시 충전이 완료됩니다.</w:t>
+                <w:rFonts w:hint="eastAsia"/>
+                <w:sz w:val="20"/>
+                <w:szCs w:val="20"/>
+              </w:rPr>
+            </w:pPr>
+            <w:r>
+              <w:rPr>
+                <w:rFonts w:hint="eastAsia"/>
+                <w:sz w:val="20"/>
+                <w:szCs w:val="20"/>
+              </w:rPr>
+              <w:t>적을 100회 공격</w:t>
+            </w:r>
+            <w:r>
+              <w:rPr>
+                <w:rFonts w:hint="eastAsia"/>
+                <w:sz w:val="20"/>
+                <w:szCs w:val="20"/>
+              </w:rPr>
+              <w:t xml:space="preserve"> </w:t>
+            </w:r>
+            <w:r>
+              <w:rPr>
+                <w:rFonts w:hint="eastAsia"/>
+                <w:sz w:val="20"/>
+                <w:szCs w:val="20"/>
+              </w:rPr>
+              <w:t>시 충전이 완료</w:t>
+            </w:r>
+            <w:r>
+              <w:rPr>
+                <w:rFonts w:hint="eastAsia"/>
+                <w:sz w:val="20"/>
+                <w:szCs w:val="20"/>
+              </w:rPr>
+              <w:t>된다</w:t>
+            </w:r>
+            <w:r>
+              <w:rPr>
+                <w:rFonts w:hint="eastAsia"/>
+                <w:sz w:val="20"/>
+                <w:szCs w:val="20"/>
+              </w:rPr>
+              <w:t>.</w:t>
             </w:r>
             <w:r>
               <w:rPr>
@@ -28473,7 +30317,39 @@
                 <w:sz w:val="20"/>
                 <w:szCs w:val="20"/>
               </w:rPr>
-              <w:t>키 입력시 공격속도가 30초동안 공격속도가 30% 빨라집니다.</w:t>
+              <w:t>키 입력</w:t>
+            </w:r>
+            <w:r>
+              <w:rPr>
+                <w:rFonts w:hint="eastAsia"/>
+                <w:sz w:val="20"/>
+                <w:szCs w:val="20"/>
+              </w:rPr>
+              <w:t xml:space="preserve"> </w:t>
+            </w:r>
+            <w:r>
+              <w:rPr>
+                <w:rFonts w:hint="eastAsia"/>
+                <w:sz w:val="20"/>
+                <w:szCs w:val="20"/>
+              </w:rPr>
+              <w:t>시 공격속도가 30초동안 30% 빨라</w:t>
+            </w:r>
+            <w:r>
+              <w:rPr>
+                <w:rFonts w:hint="eastAsia"/>
+                <w:sz w:val="20"/>
+                <w:szCs w:val="20"/>
+              </w:rPr>
+              <w:t>진</w:t>
+            </w:r>
+            <w:r>
+              <w:rPr>
+                <w:rFonts w:hint="eastAsia"/>
+                <w:sz w:val="20"/>
+                <w:szCs w:val="20"/>
+              </w:rPr>
+              <w:t>다.</w:t>
             </w:r>
             <w:r>
               <w:rPr>
@@ -28488,7 +30364,38 @@
                 <w:sz w:val="20"/>
                 <w:szCs w:val="20"/>
               </w:rPr>
-              <w:t>시전 시간동안 화살에 맞은 적은 둔화 상태에 걸립니다.</w:t>
+              <w:t>시전 시간동안 화살에 맞은 적은 둔화 상태에 걸</w:t>
+            </w:r>
+            <w:r>
+              <w:rPr>
+                <w:rFonts w:hint="eastAsia"/>
+                <w:sz w:val="20"/>
+                <w:szCs w:val="20"/>
+              </w:rPr>
+              <w:t>린</w:t>
+            </w:r>
+            <w:r>
+              <w:rPr>
+                <w:rFonts w:hint="eastAsia"/>
+                <w:sz w:val="20"/>
+                <w:szCs w:val="20"/>
+              </w:rPr>
+              <w:t>다.</w:t>
+            </w:r>
+            <w:r>
+              <w:rPr>
+                <w:sz w:val="20"/>
+                <w:szCs w:val="20"/>
+              </w:rPr>
+              <w:br/>
+            </w:r>
+            <w:r>
+              <w:rPr>
+                <w:rFonts w:hint="eastAsia"/>
+                <w:sz w:val="20"/>
+                <w:szCs w:val="20"/>
+              </w:rPr>
+              <w:t>둔화 : 이동속도가 20% 느려진다.</w:t>
             </w:r>
           </w:p>
         </w:tc>
@@ -28843,24 +30750,25 @@
           <w:p>
             <w:pPr>
               <w:rPr>
-                <w:sz w:val="20"/>
-                <w:szCs w:val="20"/>
-              </w:rPr>
-            </w:pPr>
-            <w:r>
-              <w:rPr>
-                <w:rFonts w:hint="eastAsia"/>
-                <w:sz w:val="20"/>
-                <w:szCs w:val="20"/>
-              </w:rPr>
-              <w:t>화살을</w:t>
-            </w:r>
-            <w:r>
-              <w:rPr>
-                <w:sz w:val="20"/>
-                <w:szCs w:val="20"/>
-              </w:rPr>
-              <w:t xml:space="preserve"> 한 번에 여러발 발사합니다.</w:t>
+                <w:rFonts w:hint="eastAsia"/>
+                <w:sz w:val="20"/>
+                <w:szCs w:val="20"/>
+              </w:rPr>
+            </w:pPr>
+            <w:r>
+              <w:rPr>
+                <w:rFonts w:hint="eastAsia"/>
+                <w:sz w:val="20"/>
+                <w:szCs w:val="20"/>
+              </w:rPr>
+              <w:t>공중으로 화살 12발을 발사한다</w:t>
+            </w:r>
+            <w:r>
+              <w:rPr>
+                <w:sz w:val="20"/>
+                <w:szCs w:val="20"/>
+              </w:rPr>
+              <w:t>.</w:t>
             </w:r>
             <w:r>
               <w:rPr>
@@ -28874,7 +30782,100 @@
                 <w:sz w:val="20"/>
                 <w:szCs w:val="20"/>
               </w:rPr>
-              <w:t>화살은 전방으로 포물선을 그리면서 날아갑니다.</w:t>
+              <w:t>화</w:t>
+            </w:r>
+            <w:r>
+              <w:rPr>
+                <w:rFonts w:hint="eastAsia"/>
+                <w:sz w:val="20"/>
+                <w:szCs w:val="20"/>
+              </w:rPr>
+              <w:t xml:space="preserve">살들이 동그란 원 형태의 범위로 </w:t>
+            </w:r>
+            <w:r>
+              <w:rPr>
+                <w:sz w:val="20"/>
+                <w:szCs w:val="20"/>
+              </w:rPr>
+              <w:br/>
+            </w:r>
+            <w:r>
+              <w:rPr>
+                <w:rFonts w:hint="eastAsia"/>
+                <w:sz w:val="20"/>
+                <w:szCs w:val="20"/>
+              </w:rPr>
+              <w:t>떨어진다.</w:t>
+            </w:r>
+            <w:r>
+              <w:rPr>
+                <w:sz w:val="20"/>
+                <w:szCs w:val="20"/>
+              </w:rPr>
+              <w:br/>
+            </w:r>
+            <w:r>
+              <w:rPr>
+                <w:rFonts w:hint="eastAsia"/>
+                <w:sz w:val="20"/>
+                <w:szCs w:val="20"/>
+              </w:rPr>
+              <w:t>화살</w:t>
+            </w:r>
+            <w:r>
+              <w:rPr>
+                <w:rFonts w:hint="eastAsia"/>
+                <w:sz w:val="20"/>
+                <w:szCs w:val="20"/>
+              </w:rPr>
+              <w:t>들이</w:t>
+            </w:r>
+            <w:r>
+              <w:rPr>
+                <w:rFonts w:hint="eastAsia"/>
+                <w:sz w:val="20"/>
+                <w:szCs w:val="20"/>
+              </w:rPr>
+              <w:t xml:space="preserve"> 일제히 떨어지며 범위 내의 </w:t>
+            </w:r>
+            <w:r>
+              <w:rPr>
+                <w:sz w:val="20"/>
+                <w:szCs w:val="20"/>
+              </w:rPr>
+              <w:br/>
+            </w:r>
+            <w:r>
+              <w:rPr>
+                <w:rFonts w:hint="eastAsia"/>
+                <w:sz w:val="20"/>
+                <w:szCs w:val="20"/>
+              </w:rPr>
+              <w:t>적들</w:t>
+            </w:r>
+            <w:r>
+              <w:rPr>
+                <w:rFonts w:hint="eastAsia"/>
+                <w:sz w:val="20"/>
+                <w:szCs w:val="20"/>
+              </w:rPr>
+              <w:t>이 한</w:t>
+            </w:r>
+            <w:r>
+              <w:rPr>
+                <w:rFonts w:hint="eastAsia"/>
+                <w:sz w:val="20"/>
+                <w:szCs w:val="20"/>
+              </w:rPr>
+              <w:t xml:space="preserve"> 번</w:t>
+            </w:r>
+            <w:r>
+              <w:rPr>
+                <w:rFonts w:hint="eastAsia"/>
+                <w:sz w:val="20"/>
+                <w:szCs w:val="20"/>
+              </w:rPr>
+              <w:t xml:space="preserve"> 피해를 입는다.</w:t>
             </w:r>
           </w:p>
         </w:tc>
@@ -29912,7 +31913,7 @@
                 <w:sz w:val="20"/>
                 <w:szCs w:val="20"/>
               </w:rPr>
-              <w:t xml:space="preserve"> 화상 피해를 입히는 화살을 연속으로 발사합니다.</w:t>
+              <w:t xml:space="preserve"> 화상 피해를 입히는 화살을 </w:t>
             </w:r>
             <w:r>
               <w:rPr>
@@ -29926,7 +31927,22 @@
                 <w:sz w:val="20"/>
                 <w:szCs w:val="20"/>
               </w:rPr>
-              <w:t>화살을 5발 발사합니다.</w:t>
+              <w:t>연속으로 발사</w:t>
+            </w:r>
+            <w:r>
+              <w:rPr>
+                <w:rFonts w:hint="eastAsia"/>
+                <w:sz w:val="20"/>
+                <w:szCs w:val="20"/>
+              </w:rPr>
+              <w:t>한</w:t>
+            </w:r>
+            <w:r>
+              <w:rPr>
+                <w:sz w:val="20"/>
+                <w:szCs w:val="20"/>
+              </w:rPr>
+              <w:t>다.</w:t>
             </w:r>
             <w:r>
               <w:rPr>
@@ -29937,11 +31953,25 @@
             </w:r>
             <w:r>
               <w:rPr>
-                <w:rFonts w:hint="eastAsia"/>
-                <w:sz w:val="20"/>
-                <w:szCs w:val="20"/>
-              </w:rPr>
-              <w:t>화상은 한 번만 걸립니다.</w:t>
+                <w:sz w:val="20"/>
+                <w:szCs w:val="20"/>
+              </w:rPr>
+              <w:t>화살을 5발 발사</w:t>
+            </w:r>
+            <w:r>
+              <w:rPr>
+                <w:rFonts w:hint="eastAsia"/>
+                <w:sz w:val="20"/>
+                <w:szCs w:val="20"/>
+              </w:rPr>
+              <w:t>한</w:t>
+            </w:r>
+            <w:r>
+              <w:rPr>
+                <w:sz w:val="20"/>
+                <w:szCs w:val="20"/>
+              </w:rPr>
+              <w:t>다.</w:t>
             </w:r>
             <w:r>
               <w:rPr>
@@ -29956,7 +31986,124 @@
                 <w:sz w:val="20"/>
                 <w:szCs w:val="20"/>
               </w:rPr>
-              <w:t>화상은 초당피해를 입힙니다.</w:t>
+              <w:t>화상은 한 번만 걸</w:t>
+            </w:r>
+            <w:r>
+              <w:rPr>
+                <w:rFonts w:hint="eastAsia"/>
+                <w:sz w:val="20"/>
+                <w:szCs w:val="20"/>
+              </w:rPr>
+              <w:t>린</w:t>
+            </w:r>
+            <w:r>
+              <w:rPr>
+                <w:rFonts w:hint="eastAsia"/>
+                <w:sz w:val="20"/>
+                <w:szCs w:val="20"/>
+              </w:rPr>
+              <w:t>다.</w:t>
+            </w:r>
+            <w:r>
+              <w:rPr>
+                <w:sz w:val="20"/>
+                <w:szCs w:val="20"/>
+              </w:rPr>
+              <w:br/>
+            </w:r>
+            <w:r>
+              <w:rPr>
+                <w:rFonts w:hint="eastAsia"/>
+                <w:sz w:val="20"/>
+                <w:szCs w:val="20"/>
+              </w:rPr>
+              <w:t>화상은</w:t>
+            </w:r>
+            <w:r>
+              <w:rPr>
+                <w:rFonts w:hint="eastAsia"/>
+                <w:sz w:val="20"/>
+                <w:szCs w:val="20"/>
+              </w:rPr>
+              <w:t xml:space="preserve"> </w:t>
+            </w:r>
+            <w:r>
+              <w:rPr>
+                <w:rFonts w:hint="eastAsia"/>
+                <w:sz w:val="20"/>
+                <w:szCs w:val="20"/>
+              </w:rPr>
+              <w:t>초당</w:t>
+            </w:r>
+            <w:r>
+              <w:rPr>
+                <w:rFonts w:hint="eastAsia"/>
+                <w:sz w:val="20"/>
+                <w:szCs w:val="20"/>
+              </w:rPr>
+              <w:t xml:space="preserve"> </w:t>
+            </w:r>
+            <w:r>
+              <w:rPr>
+                <w:sz w:val="20"/>
+                <w:szCs w:val="20"/>
+              </w:rPr>
+              <w:br/>
+            </w:r>
+            <w:r>
+              <w:rPr>
+                <w:rFonts w:hint="eastAsia"/>
+                <w:sz w:val="20"/>
+                <w:szCs w:val="20"/>
+              </w:rPr>
+              <w:t>50</w:t>
+            </w:r>
+            <w:r>
+              <w:rPr>
+                <w:rFonts w:hint="eastAsia"/>
+                <w:sz w:val="20"/>
+                <w:szCs w:val="20"/>
+              </w:rPr>
+              <w:t xml:space="preserve"> + 무기 최소 데미지 * 0.3</w:t>
+            </w:r>
+            <w:r>
+              <w:rPr>
+                <w:rFonts w:hint="eastAsia"/>
+                <w:sz w:val="20"/>
+                <w:szCs w:val="20"/>
+              </w:rPr>
+              <w:t xml:space="preserve">의 </w:t>
+            </w:r>
+            <w:r>
+              <w:rPr>
+                <w:sz w:val="20"/>
+                <w:szCs w:val="20"/>
+              </w:rPr>
+              <w:br/>
+            </w:r>
+            <w:r>
+              <w:rPr>
+                <w:rFonts w:hint="eastAsia"/>
+                <w:sz w:val="20"/>
+                <w:szCs w:val="20"/>
+              </w:rPr>
+              <w:t>피해를 입</w:t>
+            </w:r>
+            <w:r>
+              <w:rPr>
+                <w:rFonts w:hint="eastAsia"/>
+                <w:sz w:val="20"/>
+                <w:szCs w:val="20"/>
+              </w:rPr>
+              <w:t>힌</w:t>
+            </w:r>
+            <w:r>
+              <w:rPr>
+                <w:rFonts w:hint="eastAsia"/>
+                <w:sz w:val="20"/>
+                <w:szCs w:val="20"/>
+              </w:rPr>
+              <w:t>다.</w:t>
             </w:r>
           </w:p>
         </w:tc>
@@ -31001,17 +33148,34 @@
           <w:p>
             <w:pPr>
               <w:rPr>
-                <w:sz w:val="20"/>
-                <w:szCs w:val="20"/>
-              </w:rPr>
-            </w:pPr>
-            <w:r>
-              <w:rPr>
-                <w:rFonts w:hint="eastAsia"/>
-                <w:sz w:val="20"/>
-                <w:szCs w:val="20"/>
-              </w:rPr>
-              <w:t xml:space="preserve">화살을 하나 날립니다. </w:t>
+                <w:rFonts w:hint="eastAsia"/>
+                <w:sz w:val="20"/>
+                <w:szCs w:val="20"/>
+              </w:rPr>
+            </w:pPr>
+            <w:r>
+              <w:rPr>
+                <w:rFonts w:hint="eastAsia"/>
+                <w:sz w:val="20"/>
+                <w:szCs w:val="20"/>
+              </w:rPr>
+              <w:t>화살을 하나 날</w:t>
+            </w:r>
+            <w:r>
+              <w:rPr>
+                <w:rFonts w:hint="eastAsia"/>
+                <w:sz w:val="20"/>
+                <w:szCs w:val="20"/>
+              </w:rPr>
+              <w:t>린</w:t>
+            </w:r>
+            <w:r>
+              <w:rPr>
+                <w:rFonts w:hint="eastAsia"/>
+                <w:sz w:val="20"/>
+                <w:szCs w:val="20"/>
+              </w:rPr>
+              <w:t xml:space="preserve">다. </w:t>
             </w:r>
             <w:r>
               <w:rPr>
@@ -31026,7 +33190,23 @@
                 <w:sz w:val="20"/>
                 <w:szCs w:val="20"/>
               </w:rPr>
-              <w:t xml:space="preserve">화살이 적에게 명중하면 조그만 돌 파편이 튑니다. </w:t>
+              <w:t xml:space="preserve">화살이 적에게 명중하면 조그만 돌 파편이 </w:t>
+            </w:r>
+            <w:r>
+              <w:rPr>
+                <w:rFonts w:hint="eastAsia"/>
+                <w:sz w:val="20"/>
+                <w:szCs w:val="20"/>
+              </w:rPr>
+              <w:t>튄</w:t>
+            </w:r>
+            <w:r>
+              <w:rPr>
+                <w:rFonts w:hint="eastAsia"/>
+                <w:sz w:val="20"/>
+                <w:szCs w:val="20"/>
+              </w:rPr>
+              <w:t>다.</w:t>
             </w:r>
             <w:r>
               <w:rPr>
@@ -31041,7 +33221,108 @@
                 <w:sz w:val="20"/>
                 <w:szCs w:val="20"/>
               </w:rPr>
-              <w:t>파편에 맞은 적들은 1초간 기절 상태이상에 걸립니다.</w:t>
+              <w:t xml:space="preserve">돌이 튀는 범위는 </w:t>
+            </w:r>
+            <w:r>
+              <w:rPr>
+                <w:rFonts w:hint="eastAsia"/>
+                <w:sz w:val="20"/>
+                <w:szCs w:val="20"/>
+              </w:rPr>
+              <w:t xml:space="preserve">명중한 곳으로부터 </w:t>
+            </w:r>
+            <w:r>
+              <w:rPr>
+                <w:sz w:val="20"/>
+                <w:szCs w:val="20"/>
+              </w:rPr>
+              <w:br/>
+            </w:r>
+            <w:r>
+              <w:rPr>
+                <w:rFonts w:hint="eastAsia"/>
+                <w:sz w:val="20"/>
+                <w:szCs w:val="20"/>
+              </w:rPr>
+              <w:t>1m</w:t>
+            </w:r>
+            <w:r>
+              <w:rPr>
+                <w:rFonts w:hint="eastAsia"/>
+                <w:sz w:val="20"/>
+                <w:szCs w:val="20"/>
+              </w:rPr>
+              <w:t xml:space="preserve"> </w:t>
+            </w:r>
+            <w:r>
+              <w:rPr>
+                <w:rFonts w:hint="eastAsia"/>
+                <w:sz w:val="20"/>
+                <w:szCs w:val="20"/>
+              </w:rPr>
+              <w:t>반경</w:t>
+            </w:r>
+            <w:r>
+              <w:rPr>
+                <w:rFonts w:hint="eastAsia"/>
+                <w:sz w:val="20"/>
+                <w:szCs w:val="20"/>
+              </w:rPr>
+              <w:t>이다.</w:t>
+            </w:r>
+            <w:r>
+              <w:rPr>
+                <w:rFonts w:hint="eastAsia"/>
+                <w:sz w:val="20"/>
+                <w:szCs w:val="20"/>
+              </w:rPr>
+              <w:t xml:space="preserve"> </w:t>
+            </w:r>
+            <w:r>
+              <w:rPr>
+                <w:sz w:val="20"/>
+                <w:szCs w:val="20"/>
+              </w:rPr>
+              <w:br/>
+            </w:r>
+            <w:r>
+              <w:rPr>
+                <w:rFonts w:hint="eastAsia"/>
+                <w:sz w:val="20"/>
+                <w:szCs w:val="20"/>
+              </w:rPr>
+              <w:t>파편에 맞은 적들은 1초간 기절 상태이상에 걸</w:t>
+            </w:r>
+            <w:r>
+              <w:rPr>
+                <w:rFonts w:hint="eastAsia"/>
+                <w:sz w:val="20"/>
+                <w:szCs w:val="20"/>
+              </w:rPr>
+              <w:t>린</w:t>
+            </w:r>
+            <w:r>
+              <w:rPr>
+                <w:rFonts w:hint="eastAsia"/>
+                <w:sz w:val="20"/>
+                <w:szCs w:val="20"/>
+              </w:rPr>
+              <w:t>다.</w:t>
+            </w:r>
+            <w:r>
+              <w:rPr>
+                <w:sz w:val="20"/>
+                <w:szCs w:val="20"/>
+              </w:rPr>
+              <w:br/>
+            </w:r>
+            <w:r>
+              <w:rPr>
+                <w:rFonts w:hint="eastAsia"/>
+                <w:sz w:val="20"/>
+                <w:szCs w:val="20"/>
+              </w:rPr>
+              <w:t>기절 : 이동과 공격을 할 수 없다.</w:t>
             </w:r>
           </w:p>
         </w:tc>
@@ -32112,7 +34393,23 @@
                 <w:sz w:val="20"/>
                 <w:szCs w:val="20"/>
               </w:rPr>
-              <w:t>죽음의 기운이 담긴 화살을 하나 발사합니다.</w:t>
+              <w:t>죽음의 기운이 담긴 화살을 하나 발사</w:t>
+            </w:r>
+            <w:r>
+              <w:rPr>
+                <w:rFonts w:hint="eastAsia"/>
+                <w:sz w:val="20"/>
+                <w:szCs w:val="20"/>
+              </w:rPr>
+              <w:t>한</w:t>
+            </w:r>
+            <w:r>
+              <w:rPr>
+                <w:rFonts w:hint="eastAsia"/>
+                <w:sz w:val="20"/>
+                <w:szCs w:val="20"/>
+              </w:rPr>
+              <w:t>다.</w:t>
             </w:r>
             <w:r>
               <w:rPr>
@@ -32127,7 +34424,15 @@
                 <w:sz w:val="20"/>
                 <w:szCs w:val="20"/>
               </w:rPr>
-              <w:t>화살이 적에게 맞으면 범위 피해를 입힙니다.</w:t>
+              <w:t xml:space="preserve">화살이 적에게 맞으면 </w:t>
+            </w:r>
+            <w:r>
+              <w:rPr>
+                <w:rFonts w:hint="eastAsia"/>
+                <w:sz w:val="20"/>
+                <w:szCs w:val="20"/>
+              </w:rPr>
+              <w:t xml:space="preserve">1m 반경의 </w:t>
             </w:r>
             <w:r>
               <w:rPr>
@@ -32142,7 +34447,132 @@
                 <w:sz w:val="20"/>
                 <w:szCs w:val="20"/>
               </w:rPr>
-              <w:t>명중된 적들은 1초동안 0.2초마다 한 번씩 피해를 받습니다.</w:t>
+              <w:t>범위 피해를 입</w:t>
+            </w:r>
+            <w:r>
+              <w:rPr>
+                <w:rFonts w:hint="eastAsia"/>
+                <w:sz w:val="20"/>
+                <w:szCs w:val="20"/>
+              </w:rPr>
+              <w:t>힌</w:t>
+            </w:r>
+            <w:r>
+              <w:rPr>
+                <w:rFonts w:hint="eastAsia"/>
+                <w:sz w:val="20"/>
+                <w:szCs w:val="20"/>
+              </w:rPr>
+              <w:t>다.</w:t>
+            </w:r>
+            <w:r>
+              <w:rPr>
+                <w:sz w:val="20"/>
+                <w:szCs w:val="20"/>
+              </w:rPr>
+              <w:br/>
+            </w:r>
+            <w:r>
+              <w:rPr>
+                <w:rFonts w:hint="eastAsia"/>
+                <w:sz w:val="20"/>
+                <w:szCs w:val="20"/>
+              </w:rPr>
+              <w:t>피해를 입은</w:t>
+            </w:r>
+            <w:r>
+              <w:rPr>
+                <w:rFonts w:hint="eastAsia"/>
+                <w:sz w:val="20"/>
+                <w:szCs w:val="20"/>
+              </w:rPr>
+              <w:t xml:space="preserve"> 적들은 1초동안 </w:t>
+            </w:r>
+            <w:r>
+              <w:rPr>
+                <w:sz w:val="20"/>
+                <w:szCs w:val="20"/>
+              </w:rPr>
+              <w:br/>
+            </w:r>
+            <w:r>
+              <w:rPr>
+                <w:rFonts w:hint="eastAsia"/>
+                <w:sz w:val="20"/>
+                <w:szCs w:val="20"/>
+              </w:rPr>
+              <w:t>0.2초마다 한 번씩</w:t>
+            </w:r>
+            <w:r>
+              <w:rPr>
+                <w:rFonts w:hint="eastAsia"/>
+                <w:sz w:val="20"/>
+                <w:szCs w:val="20"/>
+              </w:rPr>
+              <w:t xml:space="preserve"> </w:t>
+            </w:r>
+            <w:r>
+              <w:rPr>
+                <w:sz w:val="20"/>
+                <w:szCs w:val="20"/>
+              </w:rPr>
+              <w:br/>
+            </w:r>
+            <w:r>
+              <w:rPr>
+                <w:rFonts w:hint="eastAsia"/>
+                <w:sz w:val="20"/>
+                <w:szCs w:val="20"/>
+              </w:rPr>
+              <w:t>무기 최소 데미지</w:t>
+            </w:r>
+            <w:r>
+              <w:rPr>
+                <w:rFonts w:hint="eastAsia"/>
+                <w:sz w:val="20"/>
+                <w:szCs w:val="20"/>
+              </w:rPr>
+              <w:t xml:space="preserve"> * 0.4</w:t>
+            </w:r>
+            <w:r>
+              <w:rPr>
+                <w:rFonts w:hint="eastAsia"/>
+                <w:sz w:val="20"/>
+                <w:szCs w:val="20"/>
+              </w:rPr>
+              <w:t>의</w:t>
+            </w:r>
+            <w:r>
+              <w:rPr>
+                <w:rFonts w:hint="eastAsia"/>
+                <w:sz w:val="20"/>
+                <w:szCs w:val="20"/>
+              </w:rPr>
+              <w:t xml:space="preserve"> </w:t>
+            </w:r>
+            <w:r>
+              <w:rPr>
+                <w:rFonts w:hint="eastAsia"/>
+                <w:sz w:val="20"/>
+                <w:szCs w:val="20"/>
+              </w:rPr>
+              <w:t>피해를 받</w:t>
+            </w:r>
+            <w:r>
+              <w:rPr>
+                <w:rFonts w:hint="eastAsia"/>
+                <w:sz w:val="20"/>
+                <w:szCs w:val="20"/>
+              </w:rPr>
+              <w:t>는</w:t>
+            </w:r>
+            <w:r>
+              <w:rPr>
+                <w:rFonts w:hint="eastAsia"/>
+                <w:sz w:val="20"/>
+                <w:szCs w:val="20"/>
+              </w:rPr>
+              <w:t>다.</w:t>
             </w:r>
           </w:p>
         </w:tc>
@@ -32518,7 +34948,23 @@
                 <w:sz w:val="20"/>
                 <w:szCs w:val="20"/>
               </w:rPr>
-              <w:t>휘몰아치는 화살을 하나 발사합니다.</w:t>
+              <w:t>휘몰아치는 화살을 하나 발사</w:t>
+            </w:r>
+            <w:r>
+              <w:rPr>
+                <w:rFonts w:hint="eastAsia"/>
+                <w:sz w:val="20"/>
+                <w:szCs w:val="20"/>
+              </w:rPr>
+              <w:t>한</w:t>
+            </w:r>
+            <w:r>
+              <w:rPr>
+                <w:rFonts w:hint="eastAsia"/>
+                <w:sz w:val="20"/>
+                <w:szCs w:val="20"/>
+              </w:rPr>
+              <w:t>다.</w:t>
             </w:r>
             <w:r>
               <w:rPr>
@@ -32533,7 +34979,38 @@
                 <w:sz w:val="20"/>
                 <w:szCs w:val="20"/>
               </w:rPr>
-              <w:t>날아가는 경로의 모든 적들에게 피해를 입힙니다.</w:t>
+              <w:t xml:space="preserve">날아가는 경로의 모든 적들에게 </w:t>
+            </w:r>
+            <w:r>
+              <w:rPr>
+                <w:sz w:val="20"/>
+                <w:szCs w:val="20"/>
+              </w:rPr>
+              <w:br/>
+            </w:r>
+            <w:r>
+              <w:rPr>
+                <w:rFonts w:hint="eastAsia"/>
+                <w:sz w:val="20"/>
+                <w:szCs w:val="20"/>
+              </w:rPr>
+              <w:t>피해를 입</w:t>
+            </w:r>
+            <w:r>
+              <w:rPr>
+                <w:rFonts w:hint="eastAsia"/>
+                <w:sz w:val="20"/>
+                <w:szCs w:val="20"/>
+              </w:rPr>
+              <w:t>힌</w:t>
+            </w:r>
+            <w:r>
+              <w:rPr>
+                <w:rFonts w:hint="eastAsia"/>
+                <w:sz w:val="20"/>
+                <w:szCs w:val="20"/>
+              </w:rPr>
+              <w:t>다.</w:t>
             </w:r>
           </w:p>
         </w:tc>
@@ -33143,7 +35620,23 @@
                 <w:sz w:val="20"/>
                 <w:szCs w:val="20"/>
               </w:rPr>
-              <w:t>적 100회 공격 시 사용 가능합니다.</w:t>
+              <w:t>적 100회 공격 시 사용 가능</w:t>
+            </w:r>
+            <w:r>
+              <w:rPr>
+                <w:rFonts w:hint="eastAsia"/>
+                <w:sz w:val="20"/>
+                <w:szCs w:val="20"/>
+              </w:rPr>
+              <w:t>하</w:t>
+            </w:r>
+            <w:r>
+              <w:rPr>
+                <w:rFonts w:hint="eastAsia"/>
+                <w:sz w:val="20"/>
+                <w:szCs w:val="20"/>
+              </w:rPr>
+              <w:t>다.</w:t>
             </w:r>
             <w:r>
               <w:rPr>
@@ -33158,7 +35651,23 @@
                 <w:sz w:val="20"/>
                 <w:szCs w:val="20"/>
               </w:rPr>
-              <w:t>15초 동안 보스 몬스터에게 들어가는 피해가 15%증가합니다.</w:t>
+              <w:t>15초 동안 보스 몬스터에게 들어가는 피해가 15%증가</w:t>
+            </w:r>
+            <w:r>
+              <w:rPr>
+                <w:rFonts w:hint="eastAsia"/>
+                <w:sz w:val="20"/>
+                <w:szCs w:val="20"/>
+              </w:rPr>
+              <w:t>한</w:t>
+            </w:r>
+            <w:r>
+              <w:rPr>
+                <w:rFonts w:hint="eastAsia"/>
+                <w:sz w:val="20"/>
+                <w:szCs w:val="20"/>
+              </w:rPr>
+              <w:t>다.</w:t>
             </w:r>
           </w:p>
         </w:tc>
@@ -33731,7 +36240,23 @@
                 <w:sz w:val="20"/>
                 <w:szCs w:val="20"/>
               </w:rPr>
-              <w:t>점점 강해지는 화살을 3번 발사합니다.</w:t>
+              <w:t>점점 강해지는 화살을 3번 발사</w:t>
+            </w:r>
+            <w:r>
+              <w:rPr>
+                <w:rFonts w:hint="eastAsia"/>
+                <w:sz w:val="20"/>
+                <w:szCs w:val="20"/>
+              </w:rPr>
+              <w:t>한</w:t>
+            </w:r>
+            <w:r>
+              <w:rPr>
+                <w:rFonts w:hint="eastAsia"/>
+                <w:sz w:val="20"/>
+                <w:szCs w:val="20"/>
+              </w:rPr>
+              <w:t>다.</w:t>
             </w:r>
             <w:r>
               <w:rPr>
@@ -33762,7 +36287,15 @@
                 <w:sz w:val="20"/>
                 <w:szCs w:val="20"/>
               </w:rPr>
-              <w:t>됩니다.</w:t>
+              <w:t>된</w:t>
+            </w:r>
+            <w:r>
+              <w:rPr>
+                <w:rFonts w:hint="eastAsia"/>
+                <w:sz w:val="20"/>
+                <w:szCs w:val="20"/>
+              </w:rPr>
+              <w:t>다.</w:t>
             </w:r>
           </w:p>
         </w:tc>
@@ -34152,7 +36685,23 @@
                 <w:sz w:val="20"/>
                 <w:szCs w:val="20"/>
               </w:rPr>
-              <w:t>뒤로 구르면서 화살을 한 번 발사합니다.</w:t>
+              <w:t>뒤로 구르면서 화살을 한 번 발사</w:t>
+            </w:r>
+            <w:r>
+              <w:rPr>
+                <w:rFonts w:hint="eastAsia"/>
+                <w:sz w:val="20"/>
+                <w:szCs w:val="20"/>
+              </w:rPr>
+              <w:t>한</w:t>
+            </w:r>
+            <w:r>
+              <w:rPr>
+                <w:rFonts w:hint="eastAsia"/>
+                <w:sz w:val="20"/>
+                <w:szCs w:val="20"/>
+              </w:rPr>
+              <w:t>다.</w:t>
             </w:r>
             <w:r>
               <w:rPr>
@@ -34167,7 +36716,23 @@
                 <w:sz w:val="20"/>
                 <w:szCs w:val="20"/>
               </w:rPr>
-              <w:t>적 한명에게 피해를 입힙니다.</w:t>
+              <w:t>적 한명에게 피해를 입</w:t>
+            </w:r>
+            <w:r>
+              <w:rPr>
+                <w:rFonts w:hint="eastAsia"/>
+                <w:sz w:val="20"/>
+                <w:szCs w:val="20"/>
+              </w:rPr>
+              <w:t>힌</w:t>
+            </w:r>
+            <w:r>
+              <w:rPr>
+                <w:rFonts w:hint="eastAsia"/>
+                <w:sz w:val="20"/>
+                <w:szCs w:val="20"/>
+              </w:rPr>
+              <w:t>다.</w:t>
             </w:r>
           </w:p>
         </w:tc>
@@ -34543,7 +37108,23 @@
                 <w:sz w:val="20"/>
                 <w:szCs w:val="20"/>
               </w:rPr>
-              <w:t>기를 모아 화살을 하나 발사합니다.</w:t>
+              <w:t>기를 모아 화살을 하나 발사</w:t>
+            </w:r>
+            <w:r>
+              <w:rPr>
+                <w:rFonts w:hint="eastAsia"/>
+                <w:sz w:val="20"/>
+                <w:szCs w:val="20"/>
+              </w:rPr>
+              <w:t>한</w:t>
+            </w:r>
+            <w:r>
+              <w:rPr>
+                <w:rFonts w:hint="eastAsia"/>
+                <w:sz w:val="20"/>
+                <w:szCs w:val="20"/>
+              </w:rPr>
+              <w:t>다.</w:t>
             </w:r>
             <w:r>
               <w:rPr>
@@ -34558,7 +37139,23 @@
                 <w:sz w:val="20"/>
                 <w:szCs w:val="20"/>
               </w:rPr>
-              <w:t>한 명의 적에게 피해를 입힙니다.</w:t>
+              <w:t>한 명의 적에게 피해를 입</w:t>
+            </w:r>
+            <w:r>
+              <w:rPr>
+                <w:rFonts w:hint="eastAsia"/>
+                <w:sz w:val="20"/>
+                <w:szCs w:val="20"/>
+              </w:rPr>
+              <w:t>힌</w:t>
+            </w:r>
+            <w:r>
+              <w:rPr>
+                <w:rFonts w:hint="eastAsia"/>
+                <w:sz w:val="20"/>
+                <w:szCs w:val="20"/>
+              </w:rPr>
+              <w:t>다.</w:t>
             </w:r>
             <w:r>
               <w:rPr>
@@ -34573,7 +37170,23 @@
                 <w:sz w:val="20"/>
                 <w:szCs w:val="20"/>
               </w:rPr>
-              <w:t>총 2.5초간 기를 모을 수 있으며, 기를 모으는 시간에 비례해 데미지가 상승합니다.</w:t>
+              <w:t>총 2.5초간 기를 모을 수 있으며, 기를 모으는 시간에 비례해 데미지가 상승</w:t>
+            </w:r>
+            <w:r>
+              <w:rPr>
+                <w:rFonts w:hint="eastAsia"/>
+                <w:sz w:val="20"/>
+                <w:szCs w:val="20"/>
+              </w:rPr>
+              <w:t>한</w:t>
+            </w:r>
+            <w:r>
+              <w:rPr>
+                <w:rFonts w:hint="eastAsia"/>
+                <w:sz w:val="20"/>
+                <w:szCs w:val="20"/>
+              </w:rPr>
+              <w:t>다.</w:t>
             </w:r>
             <w:r>
               <w:rPr>
@@ -34588,15 +37201,70 @@
                 <w:sz w:val="20"/>
                 <w:szCs w:val="20"/>
               </w:rPr>
-              <w:t>2.5초 충전 시 최대 데미지</w:t>
-            </w:r>
-            <w:r>
-              <w:rPr>
-                <w:rFonts w:hint="eastAsia"/>
-                <w:sz w:val="20"/>
-                <w:szCs w:val="20"/>
-              </w:rPr>
-              <w:t>가 들어갑니다.</w:t>
+              <w:t>최대</w:t>
+            </w:r>
+            <w:r>
+              <w:rPr>
+                <w:rFonts w:hint="eastAsia"/>
+                <w:sz w:val="20"/>
+                <w:szCs w:val="20"/>
+              </w:rPr>
+              <w:t xml:space="preserve"> 충전 시</w:t>
+            </w:r>
+            <w:r>
+              <w:rPr>
+                <w:rFonts w:hint="eastAsia"/>
+                <w:sz w:val="20"/>
+                <w:szCs w:val="20"/>
+              </w:rPr>
+              <w:t xml:space="preserve"> 무조건</w:t>
+            </w:r>
+            <w:r>
+              <w:rPr>
+                <w:rFonts w:hint="eastAsia"/>
+                <w:sz w:val="20"/>
+                <w:szCs w:val="20"/>
+              </w:rPr>
+              <w:t xml:space="preserve"> 최대 데미지</w:t>
+            </w:r>
+            <w:r>
+              <w:rPr>
+                <w:rFonts w:hint="eastAsia"/>
+                <w:sz w:val="20"/>
+                <w:szCs w:val="20"/>
+              </w:rPr>
+              <w:t xml:space="preserve">가 </w:t>
+            </w:r>
+            <w:r>
+              <w:rPr>
+                <w:sz w:val="20"/>
+                <w:szCs w:val="20"/>
+              </w:rPr>
+              <w:br/>
+            </w:r>
+            <w:r>
+              <w:rPr>
+                <w:rFonts w:hint="eastAsia"/>
+                <w:sz w:val="20"/>
+                <w:szCs w:val="20"/>
+              </w:rPr>
+              <w:t>들</w:t>
+            </w:r>
+            <w:r>
+              <w:rPr>
+                <w:rFonts w:hint="eastAsia"/>
+                <w:sz w:val="20"/>
+                <w:szCs w:val="20"/>
+              </w:rPr>
+              <w:t>어간</w:t>
+            </w:r>
+            <w:r>
+              <w:rPr>
+                <w:rFonts w:hint="eastAsia"/>
+                <w:sz w:val="20"/>
+                <w:szCs w:val="20"/>
+              </w:rPr>
+              <w:t>다.</w:t>
             </w:r>
           </w:p>
         </w:tc>
@@ -35518,6 +38186,7 @@
             <w:pPr>
               <w:jc w:val="center"/>
               <w:rPr>
+                <w:rFonts w:hint="eastAsia"/>
                 <w:sz w:val="20"/>
                 <w:szCs w:val="20"/>
               </w:rPr>
@@ -35529,6 +38198,14 @@
                 <w:szCs w:val="20"/>
               </w:rPr>
               <w:t>5</w:t>
+            </w:r>
+            <w:r>
+              <w:rPr>
+                <w:rFonts w:hint="eastAsia"/>
+                <w:sz w:val="20"/>
+                <w:szCs w:val="20"/>
+              </w:rPr>
+              <w:t>(날아가는 범위), 1.5(폭발 범위, 구 형태)</w:t>
             </w:r>
           </w:p>
         </w:tc>
@@ -35586,17 +38263,34 @@
           <w:p>
             <w:pPr>
               <w:rPr>
-                <w:sz w:val="20"/>
-                <w:szCs w:val="20"/>
-              </w:rPr>
-            </w:pPr>
-            <w:r>
-              <w:rPr>
-                <w:rFonts w:hint="eastAsia"/>
-                <w:sz w:val="20"/>
-                <w:szCs w:val="20"/>
-              </w:rPr>
-              <w:t>전방으로 폭발하는 조그마한 화염구를 하나 발사합니다.</w:t>
+                <w:rFonts w:hint="eastAsia"/>
+                <w:sz w:val="20"/>
+                <w:szCs w:val="20"/>
+              </w:rPr>
+            </w:pPr>
+            <w:r>
+              <w:rPr>
+                <w:rFonts w:hint="eastAsia"/>
+                <w:sz w:val="20"/>
+                <w:szCs w:val="20"/>
+              </w:rPr>
+              <w:t>전방으로 폭발하는 조그마한 화염구를 하나 발사</w:t>
+            </w:r>
+            <w:r>
+              <w:rPr>
+                <w:rFonts w:hint="eastAsia"/>
+                <w:sz w:val="20"/>
+                <w:szCs w:val="20"/>
+              </w:rPr>
+              <w:t>한</w:t>
+            </w:r>
+            <w:r>
+              <w:rPr>
+                <w:rFonts w:hint="eastAsia"/>
+                <w:sz w:val="20"/>
+                <w:szCs w:val="20"/>
+              </w:rPr>
+              <w:t>다.</w:t>
             </w:r>
           </w:p>
         </w:tc>
@@ -36616,7 +39310,36 @@
                 <w:sz w:val="20"/>
                 <w:szCs w:val="20"/>
               </w:rPr>
-              <w:t xml:space="preserve"> 주변으로 바람 공격을 합니다. 적</w:t>
+              <w:t xml:space="preserve"> 주변으로 바람 공격을 </w:t>
+            </w:r>
+            <w:r>
+              <w:rPr>
+                <w:rFonts w:hint="eastAsia"/>
+                <w:sz w:val="20"/>
+                <w:szCs w:val="20"/>
+              </w:rPr>
+              <w:t>한다</w:t>
+            </w:r>
+            <w:r>
+              <w:rPr>
+                <w:sz w:val="20"/>
+                <w:szCs w:val="20"/>
+              </w:rPr>
+              <w:t>.</w:t>
+            </w:r>
+            <w:r>
+              <w:rPr>
+                <w:sz w:val="20"/>
+                <w:szCs w:val="20"/>
+              </w:rPr>
+              <w:br/>
+            </w:r>
+            <w:r>
+              <w:rPr>
+                <w:sz w:val="20"/>
+                <w:szCs w:val="20"/>
+              </w:rPr>
+              <w:t>적</w:t>
             </w:r>
             <w:r>
               <w:rPr>
@@ -36631,7 +39354,45 @@
                 <w:sz w:val="20"/>
                 <w:szCs w:val="20"/>
               </w:rPr>
-              <w:t xml:space="preserve"> 살짝 밀쳐지면서 대미지를 받습니다</w:t>
+              <w:t xml:space="preserve"> </w:t>
+            </w:r>
+            <w:r>
+              <w:rPr>
+                <w:rFonts w:hint="eastAsia"/>
+                <w:sz w:val="20"/>
+                <w:szCs w:val="20"/>
+              </w:rPr>
+              <w:t>0.3m 밀쳐지며</w:t>
+            </w:r>
+            <w:r>
+              <w:rPr>
+                <w:sz w:val="20"/>
+                <w:szCs w:val="20"/>
+              </w:rPr>
+              <w:t xml:space="preserve"> 대미지를 받</w:t>
+            </w:r>
+            <w:r>
+              <w:rPr>
+                <w:rFonts w:hint="eastAsia"/>
+                <w:sz w:val="20"/>
+                <w:szCs w:val="20"/>
+              </w:rPr>
+              <w:t>는</w:t>
+            </w:r>
+            <w:r>
+              <w:rPr>
+                <w:sz w:val="20"/>
+                <w:szCs w:val="20"/>
+              </w:rPr>
+              <w:t>다</w:t>
+            </w:r>
+            <w:r>
+              <w:rPr>
+                <w:rFonts w:hint="eastAsia"/>
+                <w:sz w:val="20"/>
+                <w:szCs w:val="20"/>
+              </w:rPr>
+              <w:t>.</w:t>
             </w:r>
           </w:p>
         </w:tc>
@@ -37550,6 +40311,7 @@
             <w:pPr>
               <w:jc w:val="center"/>
               <w:rPr>
+                <w:rFonts w:hint="eastAsia"/>
                 <w:sz w:val="20"/>
                 <w:szCs w:val="20"/>
               </w:rPr>
@@ -37561,6 +40323,14 @@
                 <w:szCs w:val="20"/>
               </w:rPr>
               <w:t>5</w:t>
+            </w:r>
+            <w:r>
+              <w:rPr>
+                <w:rFonts w:hint="eastAsia"/>
+                <w:sz w:val="20"/>
+                <w:szCs w:val="20"/>
+              </w:rPr>
+              <w:t>(날아가는 범위), 1.5(폭발하는 범위)</w:t>
             </w:r>
           </w:p>
         </w:tc>
@@ -37635,7 +40405,51 @@
                 <w:sz w:val="20"/>
                 <w:szCs w:val="20"/>
               </w:rPr>
-              <w:t xml:space="preserve"> 마법 물 폭탄을 발사합니다. 적에게 닿으면 폭발합니다.</w:t>
+              <w:t xml:space="preserve"> 마법 물 폭탄을 발사</w:t>
+            </w:r>
+            <w:r>
+              <w:rPr>
+                <w:rFonts w:hint="eastAsia"/>
+                <w:sz w:val="20"/>
+                <w:szCs w:val="20"/>
+              </w:rPr>
+              <w:t>한</w:t>
+            </w:r>
+            <w:r>
+              <w:rPr>
+                <w:sz w:val="20"/>
+                <w:szCs w:val="20"/>
+              </w:rPr>
+              <w:t>다.</w:t>
+            </w:r>
+            <w:r>
+              <w:rPr>
+                <w:sz w:val="20"/>
+                <w:szCs w:val="20"/>
+              </w:rPr>
+              <w:br/>
+            </w:r>
+            <w:r>
+              <w:rPr>
+                <w:sz w:val="20"/>
+                <w:szCs w:val="20"/>
+              </w:rPr>
+              <w:t>적에게 닿으면 폭발</w:t>
+            </w:r>
+            <w:r>
+              <w:rPr>
+                <w:rFonts w:hint="eastAsia"/>
+                <w:sz w:val="20"/>
+                <w:szCs w:val="20"/>
+              </w:rPr>
+              <w:t>한</w:t>
+            </w:r>
+            <w:r>
+              <w:rPr>
+                <w:sz w:val="20"/>
+                <w:szCs w:val="20"/>
+              </w:rPr>
+              <w:t>다.</w:t>
             </w:r>
           </w:p>
         </w:tc>
@@ -38562,6 +41376,7 @@
             <w:pPr>
               <w:jc w:val="center"/>
               <w:rPr>
+                <w:rFonts w:hint="eastAsia"/>
                 <w:sz w:val="20"/>
                 <w:szCs w:val="20"/>
               </w:rPr>
@@ -38573,6 +41388,14 @@
                 <w:szCs w:val="20"/>
               </w:rPr>
               <w:t>5</w:t>
+            </w:r>
+            <w:r>
+              <w:rPr>
+                <w:rFonts w:hint="eastAsia"/>
+                <w:sz w:val="20"/>
+                <w:szCs w:val="20"/>
+              </w:rPr>
+              <w:t>(시전 거리), 2(마법진 범위)</w:t>
             </w:r>
           </w:p>
         </w:tc>
@@ -38630,6 +41453,7 @@
           <w:p>
             <w:pPr>
               <w:rPr>
+                <w:rFonts w:hint="eastAsia"/>
                 <w:sz w:val="20"/>
                 <w:szCs w:val="20"/>
               </w:rPr>
@@ -38647,7 +41471,7 @@
                 <w:sz w:val="20"/>
                 <w:szCs w:val="20"/>
               </w:rPr>
-              <w:t xml:space="preserve"> 마법진을 소환해 적에게 피해를 줍니다.</w:t>
+              <w:t xml:space="preserve"> 마법진을 소환해 적에게 </w:t>
             </w:r>
             <w:r>
               <w:rPr>
@@ -38661,7 +41485,74 @@
                 <w:sz w:val="20"/>
                 <w:szCs w:val="20"/>
               </w:rPr>
-              <w:t>적은 둔화 상태이상에 걸립니다.</w:t>
+              <w:t xml:space="preserve">피해를 </w:t>
+            </w:r>
+            <w:r>
+              <w:rPr>
+                <w:rFonts w:hint="eastAsia"/>
+                <w:sz w:val="20"/>
+                <w:szCs w:val="20"/>
+              </w:rPr>
+              <w:t>준다</w:t>
+            </w:r>
+            <w:r>
+              <w:rPr>
+                <w:sz w:val="20"/>
+                <w:szCs w:val="20"/>
+              </w:rPr>
+              <w:t>.</w:t>
+            </w:r>
+            <w:r>
+              <w:rPr>
+                <w:sz w:val="20"/>
+                <w:szCs w:val="20"/>
+              </w:rPr>
+              <w:br/>
+            </w:r>
+            <w:r>
+              <w:rPr>
+                <w:rFonts w:hint="eastAsia"/>
+                <w:sz w:val="20"/>
+                <w:szCs w:val="20"/>
+              </w:rPr>
+              <w:t xml:space="preserve">마법진 범위 안에 있는 적은 </w:t>
+            </w:r>
+            <w:r>
+              <w:rPr>
+                <w:sz w:val="20"/>
+                <w:szCs w:val="20"/>
+              </w:rPr>
+              <w:t>둔화 상태이상에 걸</w:t>
+            </w:r>
+            <w:r>
+              <w:rPr>
+                <w:rFonts w:hint="eastAsia"/>
+                <w:sz w:val="20"/>
+                <w:szCs w:val="20"/>
+              </w:rPr>
+              <w:t>린다</w:t>
+            </w:r>
+            <w:r>
+              <w:rPr>
+                <w:sz w:val="20"/>
+                <w:szCs w:val="20"/>
+              </w:rPr>
+              <w:t>.</w:t>
+            </w:r>
+            <w:r>
+              <w:rPr>
+                <w:sz w:val="20"/>
+                <w:szCs w:val="20"/>
+              </w:rPr>
+              <w:br/>
+            </w:r>
+            <w:r>
+              <w:rPr>
+                <w:rFonts w:hint="eastAsia"/>
+                <w:sz w:val="20"/>
+                <w:szCs w:val="20"/>
+              </w:rPr>
+              <w:t>둔화 : 이동속도 35% 감소</w:t>
             </w:r>
           </w:p>
         </w:tc>
@@ -39673,7 +42564,22 @@
                 <w:sz w:val="20"/>
                 <w:szCs w:val="20"/>
               </w:rPr>
-              <w:t xml:space="preserve"> 얼음 덩어리를 지면에 소환합니다. 공격에 맞은 적들은 빙결 상태가</w:t>
+              <w:t xml:space="preserve"> 얼음 덩어리를 지면에 소환</w:t>
+            </w:r>
+            <w:r>
+              <w:rPr>
+                <w:rFonts w:hint="eastAsia"/>
+                <w:sz w:val="20"/>
+                <w:szCs w:val="20"/>
+              </w:rPr>
+              <w:t>한</w:t>
+            </w:r>
+            <w:r>
+              <w:rPr>
+                <w:sz w:val="20"/>
+                <w:szCs w:val="20"/>
+              </w:rPr>
+              <w:t>다.</w:t>
             </w:r>
             <w:r>
               <w:rPr>
@@ -39684,10 +42590,54 @@
             </w:r>
             <w:r>
               <w:rPr>
-                <w:sz w:val="20"/>
-                <w:szCs w:val="20"/>
-              </w:rPr>
-              <w:t>되어서 2초 동안 움직일 수 없습니다.</w:t>
+                <w:rFonts w:hint="eastAsia"/>
+                <w:sz w:val="20"/>
+                <w:szCs w:val="20"/>
+              </w:rPr>
+              <w:t>얼음 덩어리의 크기는 0.4*0.8*0.4</w:t>
+            </w:r>
+            <w:r>
+              <w:rPr>
+                <w:sz w:val="20"/>
+                <w:szCs w:val="20"/>
+              </w:rPr>
+              <w:br/>
+            </w:r>
+            <w:r>
+              <w:rPr>
+                <w:sz w:val="20"/>
+                <w:szCs w:val="20"/>
+              </w:rPr>
+              <w:t>공격에 맞은 적들은 빙결 상태가</w:t>
+            </w:r>
+            <w:r>
+              <w:rPr>
+                <w:rFonts w:hint="eastAsia"/>
+                <w:sz w:val="20"/>
+                <w:szCs w:val="20"/>
+              </w:rPr>
+              <w:t xml:space="preserve"> </w:t>
+            </w:r>
+            <w:r>
+              <w:rPr>
+                <w:sz w:val="20"/>
+                <w:szCs w:val="20"/>
+              </w:rPr>
+              <w:t>되어서</w:t>
+            </w:r>
+            <w:r>
+              <w:rPr>
+                <w:sz w:val="20"/>
+                <w:szCs w:val="20"/>
+              </w:rPr>
+              <w:br/>
+            </w:r>
+            <w:r>
+              <w:rPr>
+                <w:sz w:val="20"/>
+                <w:szCs w:val="20"/>
+              </w:rPr>
+              <w:t xml:space="preserve"> 2초 동안 움직일 수 없다.</w:t>
             </w:r>
           </w:p>
         </w:tc>
@@ -40665,6 +43615,7 @@
           <w:p>
             <w:pPr>
               <w:rPr>
+                <w:rFonts w:hint="eastAsia"/>
                 <w:sz w:val="20"/>
                 <w:szCs w:val="20"/>
               </w:rPr>
@@ -40682,7 +43633,22 @@
                 <w:sz w:val="20"/>
                 <w:szCs w:val="20"/>
               </w:rPr>
-              <w:t xml:space="preserve"> 운석을 떨어트립니다.</w:t>
+              <w:t xml:space="preserve"> 운석을 떨어트</w:t>
+            </w:r>
+            <w:r>
+              <w:rPr>
+                <w:rFonts w:hint="eastAsia"/>
+                <w:sz w:val="20"/>
+                <w:szCs w:val="20"/>
+              </w:rPr>
+              <w:t>린</w:t>
+            </w:r>
+            <w:r>
+              <w:rPr>
+                <w:sz w:val="20"/>
+                <w:szCs w:val="20"/>
+              </w:rPr>
+              <w:t>다.</w:t>
             </w:r>
             <w:r>
               <w:rPr>
@@ -40693,10 +43659,102 @@
             </w:r>
             <w:r>
               <w:rPr>
-                <w:sz w:val="20"/>
-                <w:szCs w:val="20"/>
-              </w:rPr>
-              <w:t>공격에 맞은 적들은 2초동안 화상 상태에 걸립니다.</w:t>
+                <w:rFonts w:hint="eastAsia"/>
+                <w:sz w:val="20"/>
+                <w:szCs w:val="20"/>
+              </w:rPr>
+              <w:t xml:space="preserve">운석의 범위는 </w:t>
+            </w:r>
+            <w:r>
+              <w:rPr>
+                <w:rFonts w:hint="eastAsia"/>
+                <w:sz w:val="20"/>
+                <w:szCs w:val="20"/>
+              </w:rPr>
+              <w:t xml:space="preserve">떨어질 위치로부터 </w:t>
+            </w:r>
+            <w:r>
+              <w:rPr>
+                <w:rFonts w:hint="eastAsia"/>
+                <w:sz w:val="20"/>
+                <w:szCs w:val="20"/>
+              </w:rPr>
+              <w:t xml:space="preserve">반경 </w:t>
+            </w:r>
+            <w:r>
+              <w:rPr>
+                <w:rFonts w:hint="eastAsia"/>
+                <w:sz w:val="20"/>
+                <w:szCs w:val="20"/>
+              </w:rPr>
+              <w:t>2</w:t>
+            </w:r>
+            <w:r>
+              <w:rPr>
+                <w:rFonts w:hint="eastAsia"/>
+                <w:sz w:val="20"/>
+                <w:szCs w:val="20"/>
+              </w:rPr>
+              <w:t>m</w:t>
+            </w:r>
+            <w:r>
+              <w:rPr>
+                <w:sz w:val="20"/>
+                <w:szCs w:val="20"/>
+              </w:rPr>
+              <w:br/>
+            </w:r>
+            <w:r>
+              <w:rPr>
+                <w:sz w:val="20"/>
+                <w:szCs w:val="20"/>
+              </w:rPr>
+              <w:t>공격에 맞은 적들은 2초동안 화상 상태에 걸</w:t>
+            </w:r>
+            <w:r>
+              <w:rPr>
+                <w:rFonts w:hint="eastAsia"/>
+                <w:sz w:val="20"/>
+                <w:szCs w:val="20"/>
+              </w:rPr>
+              <w:t>린다</w:t>
+            </w:r>
+            <w:r>
+              <w:rPr>
+                <w:sz w:val="20"/>
+                <w:szCs w:val="20"/>
+              </w:rPr>
+              <w:t>.</w:t>
+            </w:r>
+            <w:r>
+              <w:rPr>
+                <w:sz w:val="20"/>
+                <w:szCs w:val="20"/>
+              </w:rPr>
+              <w:br/>
+            </w:r>
+            <w:r>
+              <w:rPr>
+                <w:rFonts w:hint="eastAsia"/>
+                <w:sz w:val="20"/>
+                <w:szCs w:val="20"/>
+              </w:rPr>
+              <w:t xml:space="preserve">화상 : 매 초 무기 최소 데미지 * 0.8의 </w:t>
+            </w:r>
+            <w:r>
+              <w:rPr>
+                <w:sz w:val="20"/>
+                <w:szCs w:val="20"/>
+              </w:rPr>
+              <w:br/>
+            </w:r>
+            <w:r>
+              <w:rPr>
+                <w:rFonts w:hint="eastAsia"/>
+                <w:sz w:val="20"/>
+                <w:szCs w:val="20"/>
+              </w:rPr>
+              <w:t>피해를 준다.</w:t>
             </w:r>
           </w:p>
         </w:tc>
@@ -42047,6 +45105,7 @@
           <w:p>
             <w:pPr>
               <w:rPr>
+                <w:rFonts w:hint="eastAsia"/>
                 <w:sz w:val="20"/>
                 <w:szCs w:val="20"/>
               </w:rPr>
@@ -42064,7 +45123,22 @@
                 <w:sz w:val="20"/>
                 <w:szCs w:val="20"/>
               </w:rPr>
-              <w:t xml:space="preserve"> 넓은 범위에 역병의 저주를 퍼뜨립니다.</w:t>
+              <w:t xml:space="preserve"> </w:t>
+            </w:r>
+            <w:r>
+              <w:rPr>
+                <w:rFonts w:hint="eastAsia"/>
+                <w:sz w:val="20"/>
+                <w:szCs w:val="20"/>
+              </w:rPr>
+              <w:t>부채꼴 범위로</w:t>
+            </w:r>
+            <w:r>
+              <w:rPr>
+                <w:sz w:val="20"/>
+                <w:szCs w:val="20"/>
+              </w:rPr>
+              <w:t xml:space="preserve"> 역병의 저주를</w:t>
             </w:r>
             <w:r>
               <w:rPr>
@@ -42078,7 +45152,22 @@
                 <w:sz w:val="20"/>
                 <w:szCs w:val="20"/>
               </w:rPr>
-              <w:t>저주는 서서히 퍼져갑니다.</w:t>
+              <w:t xml:space="preserve"> 퍼뜨</w:t>
+            </w:r>
+            <w:r>
+              <w:rPr>
+                <w:rFonts w:hint="eastAsia"/>
+                <w:sz w:val="20"/>
+                <w:szCs w:val="20"/>
+              </w:rPr>
+              <w:t>린</w:t>
+            </w:r>
+            <w:r>
+              <w:rPr>
+                <w:sz w:val="20"/>
+                <w:szCs w:val="20"/>
+              </w:rPr>
+              <w:t>다.</w:t>
             </w:r>
             <w:r>
               <w:rPr>
@@ -42092,7 +45181,111 @@
                 <w:sz w:val="20"/>
                 <w:szCs w:val="20"/>
               </w:rPr>
-              <w:t>저주에 맞은 적들은 5초동안 둔화 상태 및 중독 피해를 받습니다.</w:t>
+              <w:t>저주는 서서히 퍼져</w:t>
+            </w:r>
+            <w:r>
+              <w:rPr>
+                <w:rFonts w:hint="eastAsia"/>
+                <w:sz w:val="20"/>
+                <w:szCs w:val="20"/>
+              </w:rPr>
+              <w:t>간</w:t>
+            </w:r>
+            <w:r>
+              <w:rPr>
+                <w:sz w:val="20"/>
+                <w:szCs w:val="20"/>
+              </w:rPr>
+              <w:t>다.</w:t>
+            </w:r>
+            <w:r>
+              <w:rPr>
+                <w:sz w:val="20"/>
+                <w:szCs w:val="20"/>
+              </w:rPr>
+              <w:br/>
+            </w:r>
+            <w:r>
+              <w:rPr>
+                <w:sz w:val="20"/>
+                <w:szCs w:val="20"/>
+              </w:rPr>
+              <w:t xml:space="preserve">저주에 맞은 적들은 5초동안 </w:t>
+            </w:r>
+            <w:r>
+              <w:rPr>
+                <w:sz w:val="20"/>
+                <w:szCs w:val="20"/>
+              </w:rPr>
+              <w:br/>
+            </w:r>
+            <w:r>
+              <w:rPr>
+                <w:sz w:val="20"/>
+                <w:szCs w:val="20"/>
+              </w:rPr>
+              <w:t>둔화 상태 및 중독 피해를 받</w:t>
+            </w:r>
+            <w:r>
+              <w:rPr>
+                <w:rFonts w:hint="eastAsia"/>
+                <w:sz w:val="20"/>
+                <w:szCs w:val="20"/>
+              </w:rPr>
+              <w:t>는</w:t>
+            </w:r>
+            <w:r>
+              <w:rPr>
+                <w:sz w:val="20"/>
+                <w:szCs w:val="20"/>
+              </w:rPr>
+              <w:t>다.</w:t>
+            </w:r>
+            <w:r>
+              <w:rPr>
+                <w:sz w:val="20"/>
+                <w:szCs w:val="20"/>
+              </w:rPr>
+              <w:br/>
+            </w:r>
+            <w:r>
+              <w:rPr>
+                <w:rFonts w:hint="eastAsia"/>
+                <w:sz w:val="20"/>
+                <w:szCs w:val="20"/>
+              </w:rPr>
+              <w:t>둔화 : 이동속도가 20% 느려진다.</w:t>
+            </w:r>
+            <w:r>
+              <w:rPr>
+                <w:sz w:val="20"/>
+                <w:szCs w:val="20"/>
+              </w:rPr>
+              <w:br/>
+            </w:r>
+            <w:r>
+              <w:rPr>
+                <w:rFonts w:hint="eastAsia"/>
+                <w:sz w:val="20"/>
+                <w:szCs w:val="20"/>
+              </w:rPr>
+              <w:lastRenderedPageBreak/>
+              <w:t xml:space="preserve">중독 : 매초 최대 체력의 2%의 피해를 </w:t>
+            </w:r>
+            <w:r>
+              <w:rPr>
+                <w:sz w:val="20"/>
+                <w:szCs w:val="20"/>
+              </w:rPr>
+              <w:br/>
+            </w:r>
+            <w:r>
+              <w:rPr>
+                <w:rFonts w:hint="eastAsia"/>
+                <w:sz w:val="20"/>
+                <w:szCs w:val="20"/>
+              </w:rPr>
+              <w:t>받는다.</w:t>
             </w:r>
           </w:p>
         </w:tc>
@@ -42149,7 +45342,6 @@
                 <w:sz w:val="20"/>
                 <w:szCs w:val="20"/>
               </w:rPr>
-              <w:lastRenderedPageBreak/>
               <w:drawing>
                 <wp:anchor distT="0" distB="0" distL="114300" distR="114300" simplePos="0" relativeHeight="251719680" behindDoc="1" locked="0" layoutInCell="1" allowOverlap="1" wp14:anchorId="465745D2" wp14:editId="0CEE5A3B">
                   <wp:simplePos x="0" y="0"/>
@@ -43815,6 +47007,14 @@
                 <w:sz w:val="20"/>
                 <w:szCs w:val="20"/>
               </w:rPr>
+              <w:t xml:space="preserve">반경3m </w:t>
+            </w:r>
+            <w:r>
+              <w:rPr>
+                <w:rFonts w:hint="eastAsia"/>
+                <w:sz w:val="20"/>
+                <w:szCs w:val="20"/>
+              </w:rPr>
               <w:t>블랙홀을 소환해 적들을 끌어당긴다</w:t>
             </w:r>
             <w:r>
@@ -44267,7 +47467,23 @@
                 <w:sz w:val="20"/>
                 <w:szCs w:val="20"/>
               </w:rPr>
-              <w:t>*연쇄 공격 : 최초로 공격을 맞은 적으로부터 가까운 적에게 퍼져나간다.</w:t>
+              <w:t>*연쇄 공격 : 최초로 공격을 맞은 적으로부터 가까운 적에게 퍼져</w:t>
+            </w:r>
+            <w:r>
+              <w:rPr>
+                <w:rFonts w:hint="eastAsia"/>
+                <w:sz w:val="20"/>
+                <w:szCs w:val="20"/>
+              </w:rPr>
+              <w:t xml:space="preserve"> </w:t>
+            </w:r>
+            <w:r>
+              <w:rPr>
+                <w:rFonts w:hint="eastAsia"/>
+                <w:sz w:val="20"/>
+                <w:szCs w:val="20"/>
+              </w:rPr>
+              <w:t>나간다.</w:t>
             </w:r>
           </w:p>
         </w:tc>
@@ -44882,7 +48098,23 @@
                 <w:sz w:val="20"/>
                 <w:szCs w:val="20"/>
               </w:rPr>
-              <w:t>적 100회 공격 시 사용 가능합니다.</w:t>
+              <w:t>적 100회 공격 시 사용 가능</w:t>
+            </w:r>
+            <w:r>
+              <w:rPr>
+                <w:rFonts w:hint="eastAsia"/>
+                <w:sz w:val="20"/>
+                <w:szCs w:val="20"/>
+              </w:rPr>
+              <w:t>하</w:t>
+            </w:r>
+            <w:r>
+              <w:rPr>
+                <w:rFonts w:hint="eastAsia"/>
+                <w:sz w:val="20"/>
+                <w:szCs w:val="20"/>
+              </w:rPr>
+              <w:t>다.</w:t>
             </w:r>
             <w:r>
               <w:rPr>
@@ -45699,7 +48931,22 @@
                 <w:sz w:val="20"/>
                 <w:szCs w:val="20"/>
               </w:rPr>
-              <w:t>레이저를 발사한다. 레이저는 적들을 통과하면서 데미지를 준다.</w:t>
+              <w:t xml:space="preserve">레이저를 발사한다. 레이저는 </w:t>
+            </w:r>
+            <w:r>
+              <w:rPr>
+                <w:sz w:val="20"/>
+                <w:szCs w:val="20"/>
+              </w:rPr>
+              <w:br/>
+            </w:r>
+            <w:r>
+              <w:rPr>
+                <w:rFonts w:hint="eastAsia"/>
+                <w:sz w:val="20"/>
+                <w:szCs w:val="20"/>
+              </w:rPr>
+              <w:t>적들을 통과하면서 데미지를 준다.</w:t>
             </w:r>
           </w:p>
         </w:tc>

--- a/기획서/무기 기획 최종.docx
+++ b/기획서/무기 기획 최종.docx
@@ -1956,7 +1956,6 @@
           <w:p>
             <w:pPr>
               <w:rPr>
-                <w:rFonts w:hint="eastAsia"/>
                 <w:sz w:val="20"/>
                 <w:szCs w:val="20"/>
               </w:rPr>
@@ -4227,15 +4226,7 @@
                 <w:sz w:val="20"/>
                 <w:szCs w:val="20"/>
               </w:rPr>
-              <w:t>동안 1</w:t>
-            </w:r>
-            <w:r>
-              <w:rPr>
-                <w:rFonts w:hint="eastAsia"/>
-                <w:sz w:val="20"/>
-                <w:szCs w:val="20"/>
-              </w:rPr>
-              <w:t>.</w:t>
+              <w:t>동안 1.</w:t>
             </w:r>
             <w:r>
               <w:rPr>
@@ -8489,7 +8480,6 @@
           <w:p>
             <w:pPr>
               <w:rPr>
-                <w:rFonts w:hint="eastAsia"/>
                 <w:sz w:val="20"/>
                 <w:szCs w:val="20"/>
               </w:rPr>
@@ -10787,7 +10777,6 @@
           <w:p>
             <w:pPr>
               <w:rPr>
-                <w:rFonts w:hint="eastAsia"/>
                 <w:sz w:val="20"/>
                 <w:szCs w:val="20"/>
               </w:rPr>
@@ -11593,7 +11582,6 @@
             <w:pPr>
               <w:jc w:val="center"/>
               <w:rPr>
-                <w:rFonts w:hint="eastAsia"/>
                 <w:sz w:val="20"/>
                 <w:szCs w:val="20"/>
               </w:rPr>
@@ -12100,7 +12088,6 @@
             <w:pPr>
               <w:jc w:val="center"/>
               <w:rPr>
-                <w:rFonts w:hint="eastAsia"/>
                 <w:sz w:val="20"/>
                 <w:szCs w:val="20"/>
               </w:rPr>
@@ -21734,7 +21721,7 @@
                 <w:sz w:val="20"/>
                 <w:szCs w:val="20"/>
               </w:rPr>
-              <w:t xml:space="preserve">70 </w:t>
+              <w:t>(14*5)</w:t>
             </w:r>
             <w:r>
               <w:rPr>
@@ -21818,7 +21805,7 @@
                 <w:sz w:val="20"/>
                 <w:szCs w:val="20"/>
               </w:rPr>
-              <w:t>88</w:t>
+              <w:t>(17.5*5)</w:t>
             </w:r>
             <w:r>
               <w:rPr>
@@ -22029,49 +22016,18 @@
           <w:p>
             <w:pPr>
               <w:rPr>
-                <w:sz w:val="20"/>
-                <w:szCs w:val="20"/>
-              </w:rPr>
-            </w:pPr>
-            <w:r>
-              <w:rPr>
-                <w:rFonts w:hint="eastAsia"/>
-                <w:sz w:val="20"/>
-                <w:szCs w:val="20"/>
-              </w:rPr>
-              <w:t>앞으로 돌진하면서 전방으로 올려</w:t>
-            </w:r>
-            <w:r>
-              <w:rPr>
-                <w:rFonts w:hint="eastAsia"/>
-                <w:sz w:val="20"/>
-                <w:szCs w:val="20"/>
-              </w:rPr>
-              <w:t xml:space="preserve"> </w:t>
-            </w:r>
-            <w:r>
-              <w:rPr>
-                <w:rFonts w:hint="eastAsia"/>
-                <w:sz w:val="20"/>
-                <w:szCs w:val="20"/>
-              </w:rPr>
-              <w:t>찌</w:t>
-            </w:r>
-            <w:r>
-              <w:rPr>
-                <w:rFonts w:hint="eastAsia"/>
-                <w:sz w:val="20"/>
-                <w:szCs w:val="20"/>
-              </w:rPr>
-              <w:t>른</w:t>
-            </w:r>
-            <w:r>
-              <w:rPr>
-                <w:rFonts w:hint="eastAsia"/>
-                <w:sz w:val="20"/>
-                <w:szCs w:val="20"/>
-              </w:rPr>
-              <w:t>다.</w:t>
+                <w:rFonts w:hint="eastAsia"/>
+                <w:sz w:val="20"/>
+                <w:szCs w:val="20"/>
+              </w:rPr>
+            </w:pPr>
+            <w:r>
+              <w:rPr>
+                <w:rFonts w:hint="eastAsia"/>
+                <w:sz w:val="20"/>
+                <w:szCs w:val="20"/>
+              </w:rPr>
+              <w:t>2초동안 창을 돌리면서 적을 끌어들인다.</w:t>
             </w:r>
             <w:r>
               <w:rPr>
@@ -22086,23 +22042,7 @@
                 <w:sz w:val="20"/>
                 <w:szCs w:val="20"/>
               </w:rPr>
-              <w:t>돌진할 때 적이 살짝 중앙으로 모아</w:t>
-            </w:r>
-            <w:r>
-              <w:rPr>
-                <w:rFonts w:hint="eastAsia"/>
-                <w:sz w:val="20"/>
-                <w:szCs w:val="20"/>
-              </w:rPr>
-              <w:t>진</w:t>
-            </w:r>
-            <w:r>
-              <w:rPr>
-                <w:rFonts w:hint="eastAsia"/>
-                <w:sz w:val="20"/>
-                <w:szCs w:val="20"/>
-              </w:rPr>
-              <w:t>다.</w:t>
+              <w:t>0.5초마다 피해를 준다.</w:t>
             </w:r>
           </w:p>
         </w:tc>
@@ -25124,7 +25064,6 @@
           <w:p>
             <w:pPr>
               <w:rPr>
-                <w:rFonts w:hint="eastAsia"/>
                 <w:sz w:val="20"/>
                 <w:szCs w:val="20"/>
               </w:rPr>
@@ -28339,7 +28278,6 @@
           <w:p>
             <w:pPr>
               <w:rPr>
-                <w:rFonts w:hint="eastAsia"/>
                 <w:sz w:val="20"/>
                 <w:szCs w:val="20"/>
               </w:rPr>
@@ -29470,7 +29408,6 @@
           <w:p>
             <w:pPr>
               <w:rPr>
-                <w:rFonts w:hint="eastAsia"/>
                 <w:sz w:val="20"/>
                 <w:szCs w:val="20"/>
               </w:rPr>
@@ -30259,7 +30196,6 @@
           <w:p>
             <w:pPr>
               <w:rPr>
-                <w:rFonts w:hint="eastAsia"/>
                 <w:sz w:val="20"/>
                 <w:szCs w:val="20"/>
               </w:rPr>
@@ -30750,7 +30686,6 @@
           <w:p>
             <w:pPr>
               <w:rPr>
-                <w:rFonts w:hint="eastAsia"/>
                 <w:sz w:val="20"/>
                 <w:szCs w:val="20"/>
               </w:rPr>
@@ -33148,7 +33083,6 @@
           <w:p>
             <w:pPr>
               <w:rPr>
-                <w:rFonts w:hint="eastAsia"/>
                 <w:sz w:val="20"/>
                 <w:szCs w:val="20"/>
               </w:rPr>
@@ -38186,7 +38120,6 @@
             <w:pPr>
               <w:jc w:val="center"/>
               <w:rPr>
-                <w:rFonts w:hint="eastAsia"/>
                 <w:sz w:val="20"/>
                 <w:szCs w:val="20"/>
               </w:rPr>
@@ -38263,7 +38196,6 @@
           <w:p>
             <w:pPr>
               <w:rPr>
-                <w:rFonts w:hint="eastAsia"/>
                 <w:sz w:val="20"/>
                 <w:szCs w:val="20"/>
               </w:rPr>
@@ -40311,7 +40243,6 @@
             <w:pPr>
               <w:jc w:val="center"/>
               <w:rPr>
-                <w:rFonts w:hint="eastAsia"/>
                 <w:sz w:val="20"/>
                 <w:szCs w:val="20"/>
               </w:rPr>
@@ -41376,7 +41307,6 @@
             <w:pPr>
               <w:jc w:val="center"/>
               <w:rPr>
-                <w:rFonts w:hint="eastAsia"/>
                 <w:sz w:val="20"/>
                 <w:szCs w:val="20"/>
               </w:rPr>
@@ -41453,7 +41383,6 @@
           <w:p>
             <w:pPr>
               <w:rPr>
-                <w:rFonts w:hint="eastAsia"/>
                 <w:sz w:val="20"/>
                 <w:szCs w:val="20"/>
               </w:rPr>
@@ -43615,7 +43544,6 @@
           <w:p>
             <w:pPr>
               <w:rPr>
-                <w:rFonts w:hint="eastAsia"/>
                 <w:sz w:val="20"/>
                 <w:szCs w:val="20"/>
               </w:rPr>
@@ -45105,7 +45033,6 @@
           <w:p>
             <w:pPr>
               <w:rPr>
-                <w:rFonts w:hint="eastAsia"/>
                 <w:sz w:val="20"/>
                 <w:szCs w:val="20"/>
               </w:rPr>
